--- a/Arquitectura de Sistemas Computacionales/Kit docente/Clase 6/Guion Docente Clase 6 - Seguridad en la nube.docx
+++ b/Arquitectura de Sistemas Computacionales/Kit docente/Clase 6/Guion Docente Clase 6 - Seguridad en la nube.docx
@@ -921,7 +921,7 @@
           <w:color w:val="4A4A49"/>
           <w:sz w:val="22"/>
         </w:rPr>
-        <w:t>Plataforma de entrega: ExamLab (examlab.lovable.app/app). Campus Virtual sigue siendo el canal institucional.</w:t>
+        <w:t>Plataforma de entrega: ExamLab (examlab.lovable.app/app). La UNIAJC no tiene campus virtual propio.</w:t>
       </w:r>
     </w:p>
     <w:p>

--- a/Arquitectura de Sistemas Computacionales/Kit docente/Clase 6/Guion Docente Clase 6 - Seguridad en la nube.docx
+++ b/Arquitectura de Sistemas Computacionales/Kit docente/Clase 6/Guion Docente Clase 6 - Seguridad en la nube.docx
@@ -245,7 +245,7 @@
           <w:color w:val="4A4A49"/>
           <w:sz w:val="22"/>
         </w:rPr>
-        <w:t>Seguridad en la nube no es "poner un firewall": es identificar amenazas especificas del sistema y mapear cada una a un control verificable. STRIDE (metodologia de modelado de amenazas) da 6 categorias en una frase cada una: Spoofing (alguien se hace pasar por otro), Tampering (alguien modifica datos sin autorizacion), Repudiation (alguien niega haber hecho una accion sin evidencia que lo contradiga), Information disclosure (datos sensibles expuestos a quien no debe verlos), Denial of service (el sistema deja de responder), Elevation of privilege (alguien obtiene mas permisos de los que deberia tener).</w:t>
+        <w:t>Seguridad no es un componente que se agrega al final ni una casilla que se marca poniendo un firewall: es una propiedad del diseno que se gana o se pierde en cada decision arquitectonica. Operativamente, asegurar un sistema es preservar tres propiedades, la triada CIA: confidencialidad (solo quien debe ver un dato lo ve), integridad (nadie lo modifica sin autorizacion) y disponibilidad (el sistema responde cuando se lo necesita). La justificacion es economica: un control disenado antes de escribir codigo cuesta una reunion; agregado despues de una fuga cuesta reescritura, notificacion a los usuarios y perdida de confianza. La primera pregunta del estudiante sera «no es el proveedor de nube el que ya se encarga de la seguridad?», y la respuesta sale del modelo de responsabilidad compartida de la Clase 2: el proveedor asegura la nube (hardware, hipervisor, red fisica) y el equipo asegura lo que pone DENTRO de ella (identidades, permisos, configuracion, codigo y datos). Casi todos los incidentes reales ocurren del lado del cliente, por una credencial filtrada o una configuracion mal puesta.</w:t>
       </w:r>
     </w:p>
     <w:p>
@@ -255,7 +255,7 @@
           <w:color w:val="4A4A49"/>
           <w:sz w:val="22"/>
         </w:rPr>
-        <w:t>Aplicado a CloudLite: por cada categoria relevante al dominio del equipo, se identifica una amenaza concreta (ej. Tampering: alguien modifica el precio de un producto via la API sin autorizacion) y un control que la mitiga (ej. autenticacion + validacion de rol antes de aceptar el cambio).</w:t>
+        <w:t>Modelar amenazas es responder en orden cuatro preguntas: que estamos construyendo, que puede salir mal, que hacemos al respecto y si lo hicimos bien. Hace falta vocabulario preciso, porque el estudiante usa estas palabras como sinonimos. Un activo es algo que vale la pena proteger: los datos personales de los usuarios de CloudLite, el token de administrador, la disponibilidad de la API. Una amenaza es el evento indeseado: que un tercero lea la tabla de usuarios. Una vulnerabilidad es la debilidad concreta que lo hace posible: la base de datos acepta conexiones desde internet. Un control es la medida que reduce probabilidad o impacto: mover esa base a una zona privada. Y la superficie de ataque es el conjunto de puntos por donde alguien externo puede interactuar con el sistema: cada endpoint publico, cada puerto publicado del contenedor, cada formulario, cada dependencia de terceros. Reducir superficie es el control mas barato que existe, porque lo que no esta expuesto no se puede atacar.</w:t>
       </w:r>
     </w:p>
     <w:p>
@@ -265,7 +265,7 @@
           <w:color w:val="4A4A49"/>
           <w:sz w:val="22"/>
         </w:rPr>
-        <w:t>Gestion de secretos: una credencial (API key, contraseña de BD) NUNCA se escribe dentro de la imagen del contenedor ni se sube al repositorio en texto plano — eso queda expuesto a quien tenga acceso a la imagen o al historial de Git. Se usan mecanismos de secretos del propio pipeline (ej. GitHub Actions Secrets), inyectados en tiempo de ejecucion, nunca guardados en el codigo.</w:t>
+        <w:t>STRIDE es una lista de verificacion de seis categorias, y deja de ser memoria pura cuando se ve que cada una niega una propiedad deseable. Spoofing es hacerse pasar por otro y niega la autenticacion. Tampering es modificar datos sin autorizacion y niega la integridad. Repudiation es negar una accion cuando no hay evidencia que lo contradiga, y niega el no repudio, que se consigue con registros de auditoria. Information disclosure expone datos a quien no debe verlos y niega la confidencialidad. Denial of service agota un recurso hasta que el sistema deja de responder y niega la disponibilidad. Elevation of privilege obtiene mas permisos de los asignados y niega la autorizacion. De ahi sale la distincion que mas se confunde: autenticacion es demostrar quien eres, autorizacion es determinar que puedes hacer una vez identificado. Un sistema puede autenticar impecablemente y seguir siendo inseguro si despues no verifica permisos.</w:t>
       </w:r>
     </w:p>
     <w:p>
@@ -275,7 +275,57 @@
           <w:color w:val="4A4A49"/>
           <w:sz w:val="22"/>
         </w:rPr>
-        <w:t>Error de docente que no domina el tema: tratar "seguridad" como una sola diapositiva generica de buenas practicas — el entregable de hoy exige amenaza especifica -&gt; control especifico -&gt; evidencia en el diagrama o repo, no una lista generica de consejos.</w:t>
+        <w:t>Primer ejemplo concreto. En CloudLite el usuario final se autentica contra la API y recibe un token, una cadena firmada que acompana cada peticion posterior para no volver a pedir la contrasena. Amenaza de spoofing: alguien copia ese token de la barra de direcciones o de un archivo de registro y actua como ese usuario. Controles: transportar todo sobre HTTPS, no poner el token en la URL sino en el encabezado de autorizacion, y darle vida corta. La convencion de industria es un token de acceso de 15 a 60 minutos con un token de refresco de dias; no es regla dura, es un balance entre comodidad y ventana de dano. Evidencia: la caja Auth en el C4 Containers de la Clase 4 y la flecha etiquetada HTTPS. Segunda fila, tampering: un usuario ya autenticado invoca el endpoint que cambia el precio o el estado de un registro que no le pertenece. El control no es autenticacion, que ya paso, sino autorizacion a nivel de objeto: antes de escribir, el servidor verifica que el registro pertenezca a quien lo pide. Es la falla mas comun de las APIs reales y ningun firewall la detecta.</w:t>
+      </w:r>
+    </w:p>
+    <w:p>
+      <w:r>
+        <w:rPr>
+          <w:b w:val="0"/>
+          <w:color w:val="4A4A49"/>
+          <w:sz w:val="22"/>
+        </w:rPr>
+        <w:t>Segundo ejemplo concreto. CloudLite guarda datos personales, lo que se llama PII: informacion que permite identificar a una persona (nombre, correo, telefono, documento). Tres amenazas de information disclosure aparecen casi siempre. La primera es la respuesta que devuelve mas de lo necesario: el endpoint de perfil serializa la fila completa e incluye el hash de la contrasena o el correo de otros usuarios; el control es declarar explicitamente que campos salen. La segunda es el mensaje de error que revela informacion: responder «ese correo no existe» permite enumerar cuentas validas, mientras «credenciales invalidas» no dice nada. La tercera es el dato en reposo sin proteger: las contrasenas nunca se guardan, se guarda su hash con una funcion lenta a proposito, como bcrypt o Argon2, para que probar millones de combinaciones sea costoso. Y hay que separar cifrado en transito (TLS, protege el dato mientras viaja) de cifrado en reposo (protege el archivo si alguien obtiene una copia): son controles distintos y el informe debe decir cual aplica donde.</w:t>
+      </w:r>
+    </w:p>
+    <w:p>
+      <w:r>
+        <w:rPr>
+          <w:b w:val="0"/>
+          <w:color w:val="4A4A49"/>
+          <w:sz w:val="22"/>
+        </w:rPr>
+        <w:t>La gestion de secretos merece parrafo propio porque es el error que mas se repite y el mas facil de verificar. Un secreto es cualquier valor que otorga acceso: contrasena de base de datos, llave de API de un servicio de correo, token de despliegue. Regla sin excepciones: no se escribe en el codigo, no se escribe en el Dockerfile y no se sube al repositorio. Dos razones tecnicas hay que saber explicar. Una imagen de contenedor esta hecha de capas y cualquiera que la tenga puede inspeccionar su historial y extraer los archivos de cada capa: borrar el archivo en un paso posterior no lo elimina, solo lo oculta. Y Git guarda historia: si la llave se subio en un commit y se borro en el siguiente, sigue en el repositorio, en cada clon y en cada fork, y un buscador automatizado la encuentra en minutos. Un secreto filtrado no se arregla borrandolo: se rota, es decir se genera uno nuevo y se invalida el anterior. La practica correcta con herramientas gratis: el valor real vive en los secretos del repositorio, se inyecta como variable de entorno en tiempo de ejecucion, y se versiona solo un archivo de ejemplo con los nombres de las variables y valores ficticios. Esto se materializa en la Clase 8, cuando el pipeline lea esos secretos.</w:t>
+      </w:r>
+    </w:p>
+    <w:p>
+      <w:r>
+        <w:rPr>
+          <w:b w:val="0"/>
+          <w:color w:val="4A4A49"/>
+          <w:sz w:val="22"/>
+        </w:rPr>
+        <w:t>Los controles que el equipo puede citar y dibujar sin pagar nada se ordenan en tres familias. Identidad: autenticacion con token y autorizacion por rol aplicando minimo privilegio, que es dar a cada usuario o servicio solo los permisos que necesita; el ejemplo que aterriza la idea es que la API de CloudLite se conecte a la base de datos con un usuario que puede leer y escribir en sus tablas pero no borrar tablas ni crear usuarios. Red: publicar solo el punto de entrada y dejar la base de datos sin acceso desde internet, que es exactamente el diagrama de la Clase 7. Aplicacion: validar toda entrada en el servidor y limitar la tasa de peticiones. Aqui aparece la segunda pregunta previsible: «si ya valido en el formulario, para que validar otra vez en la API?». La respuesta es que el cliente esta bajo control del atacante: cualquiera llama la API directamente con curl y se salta el formulario, asi que la validacion del navegador es experiencia de usuario y la del servidor es seguridad. El limite de tasa, del orden de decenas o cientos de peticiones por minuto por identidad o por IP, mitiga la denegacion de servicio y los intentos de adivinar contrasenas; el numero exacto es decision de diseno, no estandar.</w:t>
+      </w:r>
+    </w:p>
+    <w:p>
+      <w:r>
+        <w:rPr>
+          <w:b w:val="0"/>
+          <w:color w:val="4A4A49"/>
+          <w:sz w:val="22"/>
+        </w:rPr>
+        <w:t>El entregable exige cuatro columnas por fila: amenaza especifica del dominio, activo afectado, control y evidencia. La palabra que hay que defender es evidencia: un control es verificable cuando otra persona puede senalar un artefacto y decir si esta o no esta, sin discutir. «Usamos buenas practicas» no es evidencia; «la flecha cliente-balanceador esta etiquetada HTTPS», «existe una caja Auth en el C4 Containers», «el archivo de variables esta excluido del repositorio y hay una plantilla de ejemplo» y «el workflow lee la clave desde los secretos del repositorio» si lo son. Tercera pregunta previsible: «cuantas amenazas hay que poner?». Cinco bien desarrolladas, una por categoria donde aplique al dominio, valen mas que veinte genericas copiadas de internet: se califica especificidad, no cantidad. Ubicacion en el curso: la Clase 5 cerro con el Parcial 1 el bloque de arquitectura y esta clase abre el de operacion. Las fronteras de confianza que hoy se nombran en texto se dibujan como zonas publica, privada y de datos en la Clase 7; la politica de secretos se ejecuta de verdad en el pipeline de la Clase 8, donde la denegacion de servicio se vuelve una senal medible; y todo el bloque se evalua en el Parcial 2 de la Clase 9.</w:t>
+      </w:r>
+    </w:p>
+    <w:p>
+      <w:r>
+        <w:rPr>
+          <w:b w:val="0"/>
+          <w:color w:val="4A4A49"/>
+          <w:sz w:val="22"/>
+        </w:rPr>
+        <w:t>Error tipico del docente que no domina el tema: convertir la clase en una diapositiva generica de buenas practicas («usen contrasenas fuertes, actualicen sus sistemas») en lugar de recorrer amenaza, activo, control y evidencia sobre el dominio real de cada equipo. La consecuencia aguas abajo es inmediata: la seccion de seguridad queda como relleno intercambiable entre proyectos y, en la sustentacion de la Clase 15, el estudiante no puede senalar en su propio diagrama donde vive un solo control porque nunca los ubico. El segundo tropiezo es aceptar controles no verificables o mal ubicados, del tipo «ciframos todo» o «tenemos un firewall», sin preguntar que dato, en que momento y donde se ve. Si eso pasa hoy, el diagrama de la Clase 7 nace sin distinguir zona publica de privada, el pipeline de la Clase 8 termina con la contrasena de la base de datos escrita en el YAML, y el equipo llega al Parcial 2 repitiendo definiciones de memoria sin poder aplicarlas a un caso.</w:t>
       </w:r>
     </w:p>
     <w:p>
@@ -383,7 +433,17 @@
           <w:color w:val="4A4A49"/>
           <w:sz w:val="22"/>
         </w:rPr>
-        <w:t>Pasa diapositiva de agenda y objetivos. Abre el enunciado PI si alguien aún no lo tiene.</w:t>
+        <w:t>Pasa la diapositiva de agenda y la de objetivos. Abre el enunciado PI si alguien aún no lo tiene.</w:t>
+      </w:r>
+    </w:p>
+    <w:p>
+      <w:r>
+        <w:rPr>
+          <w:b w:val="0"/>
+          <w:color w:val="4A4A49"/>
+          <w:sz w:val="22"/>
+        </w:rPr>
+        <w:t>Pregunta de arranque (1 min): «¿en qué quedó su CloudLite la clase pasada?» — sirve para detectar equipos rezagados antes de avanzar.</w:t>
       </w:r>
     </w:p>
     <w:p>
@@ -406,7 +466,46 @@
           <w:color w:val="4A4A49"/>
           <w:sz w:val="22"/>
         </w:rPr>
-        <w:t>Recorre las slides de conceptos. Cada 7–8 min amarra al artefacto del PI:</w:t>
+        <w:t>Cubre estos conceptos, en este orden, ~10 min cada uno (son los títulos de las diapositivas de teoría):</w:t>
+      </w:r>
+    </w:p>
+    <w:p>
+      <w:pPr>
+        <w:pStyle w:val="ListBullet"/>
+      </w:pPr>
+      <w:r>
+        <w:rPr>
+          <w:b w:val="0"/>
+          <w:color w:val="4A4A49"/>
+          <w:sz w:val="22"/>
+        </w:rPr>
+        <w:t>Amenazas que sí importan al PI</w:t>
+      </w:r>
+    </w:p>
+    <w:p>
+      <w:pPr>
+        <w:pStyle w:val="ListBullet"/>
+      </w:pPr>
+      <w:r>
+        <w:rPr>
+          <w:b w:val="0"/>
+          <w:color w:val="4A4A49"/>
+          <w:sz w:val="22"/>
+        </w:rPr>
+        <w:t>Controles prácticos (gratis)</w:t>
+      </w:r>
+    </w:p>
+    <w:p>
+      <w:pPr>
+        <w:pStyle w:val="ListBullet"/>
+      </w:pPr>
+      <w:r>
+        <w:rPr>
+          <w:b w:val="0"/>
+          <w:color w:val="4A4A49"/>
+          <w:sz w:val="22"/>
+        </w:rPr>
+        <w:t>Ejercicio guiado</w:t>
       </w:r>
     </w:p>
     <w:p>
@@ -416,7 +515,7 @@
           <w:color w:val="4A4A49"/>
           <w:sz w:val="22"/>
         </w:rPr>
-        <w:t>«Esto lo van a dejar hoy en el informe/diagrama/repo.»</w:t>
+        <w:t>El desarrollo completo de cada uno está arriba, en «Fundamento teórico para el docente»:</w:t>
       </w:r>
     </w:p>
     <w:p>
@@ -426,7 +525,7 @@
           <w:color w:val="4A4A49"/>
           <w:sz w:val="22"/>
         </w:rPr>
-        <w:t>Usa ejemplos del dominio de los equipos (pide 1 voluntario).</w:t>
+        <w:t>esa sección está escrita para que puedas dictarla sin consultar otra fuente.</w:t>
       </w:r>
     </w:p>
     <w:p>
@@ -436,7 +535,17 @@
           <w:color w:val="4A4A49"/>
           <w:sz w:val="22"/>
         </w:rPr>
-        <w:t>Capturas sugeridas: ver marcadores [CAP:] en las slides.</w:t>
+        <w:t>Cada 8–10 min amarra al artefacto: «esto es lo que van a dejar hoy en su informe/diagrama/repo».</w:t>
+      </w:r>
+    </w:p>
+    <w:p>
+      <w:r>
+        <w:rPr>
+          <w:b w:val="0"/>
+          <w:color w:val="4A4A49"/>
+          <w:sz w:val="22"/>
+        </w:rPr>
+        <w:t>Pide un equipo voluntario y usa SU dominio como ejemplo en vivo (no el de la demo).</w:t>
       </w:r>
     </w:p>
     <w:p>
@@ -459,7 +568,7 @@
           <w:color w:val="4A4A49"/>
           <w:sz w:val="22"/>
         </w:rPr>
-        <w:t>Demuestra la herramienta del día (</w:t>
+        <w:t xml:space="preserve">Herramienta del día: </w:t>
       </w:r>
       <w:r>
         <w:rPr>
@@ -475,7 +584,77 @@
           <w:color w:val="4A4A49"/>
           <w:sz w:val="22"/>
         </w:rPr>
-        <w:t>) con un mini-ejemplo CloudLite.</w:t>
+        <w:t>.</w:t>
+      </w:r>
+    </w:p>
+    <w:p>
+      <w:r>
+        <w:rPr>
+          <w:b/>
+          <w:color w:val="4A4A49"/>
+          <w:sz w:val="22"/>
+        </w:rPr>
+        <w:t>Demo que usted debe poder repetir:</w:t>
+      </w:r>
+      <w:r>
+        <w:rPr>
+          <w:b w:val="0"/>
+          <w:color w:val="4A4A49"/>
+          <w:sz w:val="22"/>
+        </w:rPr>
+        <w:t xml:space="preserve"> De amenaza STRIDE a control verificable, en vivo</w:t>
+      </w:r>
+    </w:p>
+    <w:p>
+      <w:pPr>
+        <w:pStyle w:val="ListNumber"/>
+      </w:pPr>
+      <w:r>
+        <w:rPr>
+          <w:b w:val="0"/>
+          <w:color w:val="4A4A49"/>
+          <w:sz w:val="22"/>
+        </w:rPr>
+        <w:t>Escriba en el tablero: «Tampering: alguien cambia el precio de un item via la API sin permiso».</w:t>
+      </w:r>
+    </w:p>
+    <w:p>
+      <w:pPr>
+        <w:pStyle w:val="ListNumber"/>
+      </w:pPr>
+      <w:r>
+        <w:rPr>
+          <w:b w:val="0"/>
+          <w:color w:val="4A4A49"/>
+          <w:sz w:val="22"/>
+        </w:rPr>
+        <w:t>Pregunte al grupo cual seria el control; guie hasta «autenticacion + validacion de rol antes de aceptar el cambio».</w:t>
+      </w:r>
+    </w:p>
+    <w:p>
+      <w:pPr>
+        <w:pStyle w:val="ListNumber"/>
+      </w:pPr>
+      <w:r>
+        <w:rPr>
+          <w:b w:val="0"/>
+          <w:color w:val="4A4A49"/>
+          <w:sz w:val="22"/>
+        </w:rPr>
+        <w:t>Agregue la columna Evidencia: «en que archivo o diagrama se ve ese control» — sin evidencia, el control no cuenta.</w:t>
+      </w:r>
+    </w:p>
+    <w:p>
+      <w:pPr>
+        <w:pStyle w:val="ListNumber"/>
+      </w:pPr>
+      <w:r>
+        <w:rPr>
+          <w:b w:val="0"/>
+          <w:color w:val="4A4A49"/>
+          <w:sz w:val="22"/>
+        </w:rPr>
+        <w:t>Demo de 1 minuto del anti-patron: muestre un Dockerfile con una API key escrita en texto plano y explique que queda en el historial de la imagen para siempre.</w:t>
       </w:r>
     </w:p>
     <w:p>
@@ -485,7 +664,7 @@
           <w:color w:val="4A4A49"/>
           <w:sz w:val="22"/>
         </w:rPr>
-        <w:t xml:space="preserve">Narra clics. Si falla la red, usa capturas en </w:t>
+        <w:t xml:space="preserve">Narra los clics en voz alta. Si falla la red, proyecta las capturas de </w:t>
       </w:r>
       <w:r>
         <w:rPr>
@@ -511,7 +690,7 @@
           <w:color w:val="4A4A49"/>
           <w:sz w:val="22"/>
         </w:rPr>
-        <w:t>Di: «Copien la estructura, no el dominio de mi demo.»</w:t>
+        <w:t>Cierra la demo con: «copien la estructura, no el dominio de mi ejemplo.»</w:t>
       </w:r>
     </w:p>
     <w:p>
@@ -587,7 +766,7 @@
           <w:color w:val="4A4A49"/>
           <w:sz w:val="22"/>
         </w:rPr>
-        <w:t>Proyecta la lista de pasos del taller estudiante.</w:t>
+        <w:t>Proyecta la lista de pasos del taller del estudiante (está en la sección «Actividad / taller» de este guion).</w:t>
       </w:r>
     </w:p>
     <w:p>
@@ -597,7 +776,7 @@
           <w:color w:val="4A4A49"/>
           <w:sz w:val="22"/>
         </w:rPr>
-        <w:t>Recorre mesas/Meet: bloquea dominios vagos; exige nombres consistentes.</w:t>
+        <w:t>Circula por mesas/Meet con la lista de errores frecuentes de abajo en la mano: son los que vas a ver hoy.</w:t>
       </w:r>
     </w:p>
     <w:p>
@@ -607,7 +786,7 @@
           <w:color w:val="4A4A49"/>
           <w:sz w:val="22"/>
         </w:rPr>
-        <w:t>A los 80 min: «Falta evidencia: PNG/YAML/enlace. Empiecen a subir borrador.»</w:t>
+        <w:t>A los 80 min anuncia: «faltan 20 min. Falta evidencia: PNG/YAML/enlace. Empiecen a subir borrador.»</w:t>
       </w:r>
     </w:p>
     <w:p>
@@ -620,7 +799,7 @@
           <w:color w:val="1A1C1D"/>
           <w:sz w:val="32"/>
         </w:rPr>
-        <w:t>100–115 · Quiz / evidencias</w:t>
+        <w:t>100–115 · Comprobación y evidencias</w:t>
       </w:r>
     </w:p>
     <w:p>
@@ -630,7 +809,7 @@
           <w:color w:val="4A4A49"/>
           <w:sz w:val="22"/>
         </w:rPr>
-        <w:t>Aplica quiz corto (Kit). Mientras, revisa que el entregable esté en Drive/repo.</w:t>
+        <w:t>Haz 3–4 de las preguntas de comprobación oral de abajo, a personas distintas y al azar</w:t>
       </w:r>
     </w:p>
     <w:p>
@@ -640,7 +819,71 @@
           <w:color w:val="4A4A49"/>
           <w:sz w:val="22"/>
         </w:rPr>
-        <w:t>Retroalimenta 2–3 equipos en voz alta (errores frecuentes).</w:t>
+        <w:t>(no al que levanta la mano). Es el mecanismo para verificar la regla de los 60 segundos.</w:t>
+      </w:r>
+    </w:p>
+    <w:p>
+      <w:r>
+        <w:rPr>
+          <w:b w:val="0"/>
+          <w:color w:val="4A4A49"/>
+          <w:sz w:val="22"/>
+        </w:rPr>
+        <w:t xml:space="preserve">Aplica el quiz corto de </w:t>
+      </w:r>
+      <w:r>
+        <w:rPr>
+          <w:rFonts w:ascii="Consolas" w:hAnsi="Consolas"/>
+          <w:color w:val="111111"/>
+          <w:sz w:val="21"/>
+        </w:rPr>
+        <w:t>Kit docente/Clase 6/Quiz Clase 6 - Seguridad en la nube.docx</w:t>
+      </w:r>
+    </w:p>
+    <w:p>
+      <w:r>
+        <w:rPr>
+          <w:b w:val="0"/>
+          <w:color w:val="4A4A49"/>
+          <w:sz w:val="22"/>
+        </w:rPr>
+        <w:t xml:space="preserve">(la clave va en archivo aparte y </w:t>
+      </w:r>
+      <w:r>
+        <w:rPr>
+          <w:b/>
+          <w:color w:val="4A4A49"/>
+          <w:sz w:val="22"/>
+        </w:rPr>
+        <w:t>no se proyecta</w:t>
+      </w:r>
+      <w:r>
+        <w:rPr>
+          <w:b w:val="0"/>
+          <w:color w:val="4A4A49"/>
+          <w:sz w:val="22"/>
+        </w:rPr>
+        <w:t>).</w:t>
+      </w:r>
+    </w:p>
+    <w:p>
+      <w:r>
+        <w:rPr>
+          <w:b w:val="0"/>
+          <w:color w:val="4A4A49"/>
+          <w:sz w:val="22"/>
+        </w:rPr>
+        <w:t>Mientras responden, verifica que el entregable esté realmente subido.</w:t>
+      </w:r>
+    </w:p>
+    <w:p>
+      <w:r>
+        <w:rPr>
+          <w:b w:val="0"/>
+          <w:color w:val="4A4A49"/>
+          <w:sz w:val="22"/>
+        </w:rPr>
+        <w:t>Retroalimenta 2–3 equipos en voz alta, nombrando el error y la corrección concreta.</w:t>
       </w:r>
     </w:p>
     <w:p>
@@ -663,7 +906,17 @@
           <w:color w:val="4A4A49"/>
           <w:sz w:val="22"/>
         </w:rPr>
-        <w:t>Di: «Criterio de éxito: cualquier integrante explica el artefacto en 60 s.</w:t>
+        <w:t>Di: «Queda avanzado: Modelo de amenazas mínimo + controles para CloudLite.</w:t>
+      </w:r>
+    </w:p>
+    <w:p>
+      <w:r>
+        <w:rPr>
+          <w:b w:val="0"/>
+          <w:color w:val="4A4A49"/>
+          <w:sz w:val="22"/>
+        </w:rPr>
+        <w:t>Criterio de éxito: cualquier integrante explica el artefacto en 60 s.</w:t>
       </w:r>
     </w:p>
     <w:p>
@@ -816,7 +1069,59 @@
           <w:color w:val="1A1C1D"/>
           <w:sz w:val="32"/>
         </w:rPr>
-        <w:t>Quiz</w:t>
+        <w:t>Errores frecuentes del estudiante (y cómo corregirlos en el momento)</w:t>
+      </w:r>
+    </w:p>
+    <w:p>
+      <w:pPr>
+        <w:pStyle w:val="ListBullet"/>
+      </w:pPr>
+      <w:r>
+        <w:rPr>
+          <w:b w:val="0"/>
+          <w:color w:val="4A4A49"/>
+          <w:sz w:val="22"/>
+        </w:rPr>
+        <w:t>Entregar una lista generica de buenas practicas en vez de amenaza -&gt; control -&gt; evidencia. Devuelva la tabla si no tiene las 3 columnas.</w:t>
+      </w:r>
+    </w:p>
+    <w:p>
+      <w:pPr>
+        <w:pStyle w:val="ListBullet"/>
+      </w:pPr>
+      <w:r>
+        <w:rPr>
+          <w:b w:val="0"/>
+          <w:color w:val="4A4A49"/>
+          <w:sz w:val="22"/>
+        </w:rPr>
+        <w:t>Escribir credenciales en el Dockerfile o en el repositorio. Es el error mas costoso y hay que cortarlo el mismo dia.</w:t>
+      </w:r>
+    </w:p>
+    <w:p>
+      <w:pPr>
+        <w:pStyle w:val="ListBullet"/>
+      </w:pPr>
+      <w:r>
+        <w:rPr>
+          <w:b w:val="0"/>
+          <w:color w:val="4A4A49"/>
+          <w:sz w:val="22"/>
+        </w:rPr>
+        <w:t>Cubrir las 6 categorias STRIDE de forma superficial en vez de 3 bien argumentadas para su dominio.</w:t>
+      </w:r>
+    </w:p>
+    <w:p>
+      <w:pPr>
+        <w:spacing w:before="200" w:after="60"/>
+      </w:pPr>
+      <w:r>
+        <w:rPr>
+          <w:b/>
+          <w:color w:val="1A1C1D"/>
+          <w:sz w:val="32"/>
+        </w:rPr>
+        <w:t>Preguntas de comprobación oral (no son del quiz)</w:t>
       </w:r>
     </w:p>
     <w:p>
@@ -826,8 +1131,119 @@
           <w:color w:val="4A4A49"/>
           <w:sz w:val="22"/>
         </w:rPr>
-        <w:t xml:space="preserve">Ver </w:t>
+        <w:t>Úsalas en el tramo 100–115, a personas distintas y al azar.</w:t>
       </w:r>
+    </w:p>
+    <w:p>
+      <w:pPr>
+        <w:pStyle w:val="ListNumber"/>
+      </w:pPr>
+      <w:r>
+        <w:rPr>
+          <w:b w:val="0"/>
+          <w:color w:val="4A4A49"/>
+          <w:sz w:val="22"/>
+        </w:rPr>
+        <w:t>Que significa la T de STRIDE y una amenaza concreta de su CloudLite?</w:t>
+      </w:r>
+    </w:p>
+    <w:p>
+      <w:pPr>
+        <w:pStyle w:val="ListNumber"/>
+      </w:pPr>
+      <w:r>
+        <w:rPr>
+          <w:b w:val="0"/>
+          <w:color w:val="4A4A49"/>
+          <w:sz w:val="22"/>
+        </w:rPr>
+        <w:t>Donde guardan una API key y por que NO dentro de la imagen?</w:t>
+      </w:r>
+    </w:p>
+    <w:p>
+      <w:pPr>
+        <w:pStyle w:val="ListNumber"/>
+      </w:pPr>
+      <w:r>
+        <w:rPr>
+          <w:b w:val="0"/>
+          <w:color w:val="4A4A49"/>
+          <w:sz w:val="22"/>
+        </w:rPr>
+        <w:t>Que evidencia demuestra que su control existe de verdad?</w:t>
+      </w:r>
+    </w:p>
+    <w:p>
+      <w:pPr>
+        <w:spacing w:before="200" w:after="60"/>
+      </w:pPr>
+      <w:r>
+        <w:rPr>
+          <w:b/>
+          <w:color w:val="1A1C1D"/>
+          <w:sz w:val="32"/>
+        </w:rPr>
+        <w:t>Solución del taller (privada)</w:t>
+      </w:r>
+    </w:p>
+    <w:p>
+      <w:r>
+        <w:rPr>
+          <w:rFonts w:ascii="Consolas" w:hAnsi="Consolas"/>
+          <w:color w:val="111111"/>
+          <w:sz w:val="21"/>
+        </w:rPr>
+        <w:t>Kit docente/Clase 6/Solucion Taller Clase 6 - CloudLite.docx</w:t>
+      </w:r>
+      <w:r>
+        <w:rPr>
+          <w:b w:val="0"/>
+          <w:color w:val="4A4A49"/>
+          <w:sz w:val="22"/>
+        </w:rPr>
+        <w:t xml:space="preserve"> — es la referencia con la que</w:t>
+      </w:r>
+    </w:p>
+    <w:p>
+      <w:r>
+        <w:rPr>
+          <w:b w:val="0"/>
+          <w:color w:val="4A4A49"/>
+          <w:sz w:val="22"/>
+        </w:rPr>
+        <w:t xml:space="preserve">comparas lo que entregan los equipos. </w:t>
+      </w:r>
+      <w:r>
+        <w:rPr>
+          <w:b/>
+          <w:color w:val="4A4A49"/>
+          <w:sz w:val="22"/>
+        </w:rPr>
+        <w:t>No proyectarla completa</w:t>
+      </w:r>
+      <w:r>
+        <w:rPr>
+          <w:b w:val="0"/>
+          <w:color w:val="4A4A49"/>
+          <w:sz w:val="22"/>
+        </w:rPr>
+        <w:t xml:space="preserve"> antes de que trabajen.</w:t>
+      </w:r>
+    </w:p>
+    <w:p>
+      <w:pPr>
+        <w:spacing w:before="200" w:after="60"/>
+      </w:pPr>
+      <w:r>
+        <w:rPr>
+          <w:b/>
+          <w:color w:val="1A1C1D"/>
+          <w:sz w:val="32"/>
+        </w:rPr>
+        <w:t>Quiz</w:t>
+      </w:r>
+    </w:p>
+    <w:p>
       <w:r>
         <w:rPr>
           <w:rFonts w:ascii="Consolas" w:hAnsi="Consolas"/>
@@ -842,7 +1258,33 @@
           <w:color w:val="4A4A49"/>
           <w:sz w:val="22"/>
         </w:rPr>
-        <w:t xml:space="preserve"> (con respuestas).</w:t>
+        <w:t xml:space="preserve"> (versión estudiante, sin respuestas)</w:t>
+      </w:r>
+    </w:p>
+    <w:p>
+      <w:r>
+        <w:rPr>
+          <w:b w:val="0"/>
+          <w:color w:val="4A4A49"/>
+          <w:sz w:val="22"/>
+        </w:rPr>
+        <w:t xml:space="preserve">y </w:t>
+      </w:r>
+      <w:r>
+        <w:rPr>
+          <w:rFonts w:ascii="Consolas" w:hAnsi="Consolas"/>
+          <w:color w:val="111111"/>
+          <w:sz w:val="21"/>
+        </w:rPr>
+        <w:t>Kit docente/Clase 6/Quiz Clase 6 - CLAVE DOCENTE.docx</w:t>
+      </w:r>
+      <w:r>
+        <w:rPr>
+          <w:b w:val="0"/>
+          <w:color w:val="4A4A49"/>
+          <w:sz w:val="22"/>
+        </w:rPr>
+        <w:t xml:space="preserve"> (clave, privada).</w:t>
       </w:r>
     </w:p>
     <w:p>
@@ -921,7 +1363,7 @@
           <w:color w:val="4A4A49"/>
           <w:sz w:val="22"/>
         </w:rPr>
-        <w:t>Plataforma de entrega: ExamLab (examlab.lovable.app/app). La UNIAJC no tiene campus virtual propio.</w:t>
+        <w:t>Plataforma de entrega: ExamLab (https://examlab.lovable.app/). No es la plataforma oficial de la UNIAJC; la universidad no tiene campus virtual propio.</w:t>
       </w:r>
     </w:p>
     <w:p>
@@ -934,7 +1376,7 @@
           <w:color w:val="4A4A49"/>
           <w:sz w:val="22"/>
         </w:rPr>
-        <w:t>Prohibido pedir cloud con tarjeta.</w:t>
+        <w:t>Prohibido pedir cloud con tarjeta: todo el curso corre con free tier o en el navegador.</w:t>
       </w:r>
     </w:p>
     <w:p>

--- a/Arquitectura de Sistemas Computacionales/Kit docente/Clase 6/Guion Docente Clase 6 - Seguridad en la nube.docx
+++ b/Arquitectura de Sistemas Computacionales/Kit docente/Clase 6/Guion Docente Clase 6 - Seguridad en la nube.docx
@@ -245,7 +245,7 @@
           <w:color w:val="4A4A49"/>
           <w:sz w:val="22"/>
         </w:rPr>
-        <w:t>Seguridad no es un componente que se agrega al final ni una casilla que se marca poniendo un firewall: es una propiedad del diseno que se gana o se pierde en cada decision arquitectonica. Operativamente, asegurar un sistema es preservar tres propiedades, la triada CIA: confidencialidad (solo quien debe ver un dato lo ve), integridad (nadie lo modifica sin autorizacion) y disponibilidad (el sistema responde cuando se lo necesita). La justificacion es economica: un control disenado antes de escribir codigo cuesta una reunion; agregado despues de una fuga cuesta reescritura, notificacion a los usuarios y perdida de confianza. La primera pregunta del estudiante sera «no es el proveedor de nube el que ya se encarga de la seguridad?», y la respuesta sale del modelo de responsabilidad compartida de la Clase 2: el proveedor asegura la nube (hardware, hipervisor, red fisica) y el equipo asegura lo que pone DENTRO de ella (identidades, permisos, configuracion, codigo y datos). Casi todos los incidentes reales ocurren del lado del cliente, por una credencial filtrada o una configuracion mal puesta.</w:t>
+        <w:t>Seguridad no es un componente que se agrega al final ni una casilla que se marca poniendo un firewall: es una propiedad del diseno que se gana o se pierde en cada decision arquitectonica. Asegurar un sistema es preservar tres propiedades, la triada CIA: confidencialidad (solo quien debe ver un dato lo ve), integridad (nadie lo modifica sin autorizacion) y disponibilidad (el sistema responde cuando se lo necesita). La justificacion es economica: un control disenado antes de escribir codigo cuesta una reunion; agregado despues de una fuga cuesta reescritura, notificacion a los usuarios y perdida de confianza. La primera pregunta del estudiante sera «no es el proveedor de nube el que ya se encarga de la seguridad?», y la respuesta sale del modelo de responsabilidad compartida de la Clase 2: el proveedor asegura la nube (hardware, hipervisor, red fisica) y el equipo asegura lo que pone DENTRO de ella (identidades, permisos, configuracion, codigo y datos). Casi todos los incidentes reales ocurren del lado del cliente.</w:t>
       </w:r>
     </w:p>
     <w:p>
@@ -255,7 +255,7 @@
           <w:color w:val="4A4A49"/>
           <w:sz w:val="22"/>
         </w:rPr>
-        <w:t>Modelar amenazas es responder en orden cuatro preguntas: que estamos construyendo, que puede salir mal, que hacemos al respecto y si lo hicimos bien. Hace falta vocabulario preciso, porque el estudiante usa estas palabras como sinonimos. Un activo es algo que vale la pena proteger: los datos personales de los usuarios de CloudLite, el token de administrador, la disponibilidad de la API. Una amenaza es el evento indeseado: que un tercero lea la tabla de usuarios. Una vulnerabilidad es la debilidad concreta que lo hace posible: la base de datos acepta conexiones desde internet. Un control es la medida que reduce probabilidad o impacto: mover esa base a una zona privada. Y la superficie de ataque es el conjunto de puntos por donde alguien externo puede interactuar con el sistema: cada endpoint publico, cada puerto publicado del contenedor, cada formulario, cada dependencia de terceros. Reducir superficie es el control mas barato que existe, porque lo que no esta expuesto no se puede atacar.</w:t>
+        <w:t>Modelar amenazas es responder en orden cuatro preguntas: que estamos construyendo, que puede salir mal, que hacemos al respecto y si lo hicimos bien. Hace falta vocabulario preciso, porque el estudiante usa estas palabras como sinonimos. Un activo es algo que vale la pena proteger: los datos personales de los usuarios de CloudLite, el token de administrador, la disponibilidad de la API. Una amenaza es el evento indeseado: que un tercero lea la tabla de usuarios. Una vulnerabilidad es la debilidad que lo hace posible: la base de datos acepta conexiones desde internet. Un control reduce probabilidad o impacto: mover esa base a una zona privada. Y la superficie de ataque son los puntos por donde alguien externo puede interactuar con el sistema: cada endpoint publico, cada puerto publicado del contenedor, cada formulario, cada dependencia de terceros. Reducir superficie es el control mas barato que existe: lo que no esta expuesto no se puede atacar.</w:t>
       </w:r>
     </w:p>
     <w:p>
@@ -265,7 +265,7 @@
           <w:color w:val="4A4A49"/>
           <w:sz w:val="22"/>
         </w:rPr>
-        <w:t>STRIDE es una lista de verificacion de seis categorias, y deja de ser memoria pura cuando se ve que cada una niega una propiedad deseable. Spoofing es hacerse pasar por otro y niega la autenticacion. Tampering es modificar datos sin autorizacion y niega la integridad. Repudiation es negar una accion cuando no hay evidencia que lo contradiga, y niega el no repudio, que se consigue con registros de auditoria. Information disclosure expone datos a quien no debe verlos y niega la confidencialidad. Denial of service agota un recurso hasta que el sistema deja de responder y niega la disponibilidad. Elevation of privilege obtiene mas permisos de los asignados y niega la autorizacion. De ahi sale la distincion que mas se confunde: autenticacion es demostrar quien eres, autorizacion es determinar que puedes hacer una vez identificado. Un sistema puede autenticar impecablemente y seguir siendo inseguro si despues no verifica permisos.</w:t>
+        <w:t>STRIDE es una lista de verificacion de seis categorias, y deja de ser memoria pura cuando se ve que cada una niega una propiedad deseable. Spoofing es hacerse pasar por otro y niega la autenticacion. Tampering modifica datos sin autorizacion y niega la integridad. Repudiation es negar una accion cuando no hay evidencia que lo contradiga, y niega el no repudio, que se consigue con registros de auditoria. Information disclosure expone datos a quien no debe verlos y niega la confidencialidad. Denial of service agota un recurso hasta que el sistema deja de responder y niega la disponibilidad. Elevation of privilege obtiene mas permisos de los asignados y niega la autorizacion. De ahi sale la distincion que mas se confunde: autenticacion es demostrar quien eres, autorizacion es determinar que puedes hacer una vez identificado. Un sistema puede autenticar impecablemente y seguir siendo inseguro si despues no verifica permisos.</w:t>
       </w:r>
     </w:p>
     <w:p>
@@ -275,7 +275,7 @@
           <w:color w:val="4A4A49"/>
           <w:sz w:val="22"/>
         </w:rPr>
-        <w:t>Primer ejemplo concreto. En CloudLite el usuario final se autentica contra la API y recibe un token, una cadena firmada que acompana cada peticion posterior para no volver a pedir la contrasena. Amenaza de spoofing: alguien copia ese token de la barra de direcciones o de un archivo de registro y actua como ese usuario. Controles: transportar todo sobre HTTPS, no poner el token en la URL sino en el encabezado de autorizacion, y darle vida corta. La convencion de industria es un token de acceso de 15 a 60 minutos con un token de refresco de dias; no es regla dura, es un balance entre comodidad y ventana de dano. Evidencia: la caja Auth en el C4 Containers de la Clase 4 y la flecha etiquetada HTTPS. Segunda fila, tampering: un usuario ya autenticado invoca el endpoint que cambia el precio o el estado de un registro que no le pertenece. El control no es autenticacion, que ya paso, sino autorizacion a nivel de objeto: antes de escribir, el servidor verifica que el registro pertenezca a quien lo pide. Es la falla mas comun de las APIs reales y ningun firewall la detecta.</w:t>
+        <w:t>Primer ejemplo concreto. En CloudLite el usuario final se autentica contra la API y recibe un token, una cadena firmada que acompana cada peticion posterior para no volver a pedir la contrasena. Amenaza de spoofing: alguien copia ese token de un archivo de registro y actua como ese usuario. Controles: HTTPS en todo el trayecto, el token en el encabezado de autorizacion y nunca en la URL, y vida corta. La convencion de industria es un token de acceso de 15 a 60 minutos con un refresco de dias; no es regla dura, es un balance entre comodidad y ventana de dano. Evidencia: la caja Auth del C4 Containers de la Clase 4 y la flecha etiquetada HTTPS. Segunda fila, tampering: un usuario ya autenticado invoca el endpoint que cambia el estado de un registro que no le pertenece. El control no es autenticacion, que ya paso, sino autorizacion a nivel de objeto: antes de escribir, el servidor verifica que el registro pertenezca a quien lo pide.</w:t>
       </w:r>
     </w:p>
     <w:p>
@@ -285,7 +285,7 @@
           <w:color w:val="4A4A49"/>
           <w:sz w:val="22"/>
         </w:rPr>
-        <w:t>Segundo ejemplo concreto. CloudLite guarda datos personales, lo que se llama PII: informacion que permite identificar a una persona (nombre, correo, telefono, documento). Tres amenazas de information disclosure aparecen casi siempre. La primera es la respuesta que devuelve mas de lo necesario: el endpoint de perfil serializa la fila completa e incluye el hash de la contrasena o el correo de otros usuarios; el control es declarar explicitamente que campos salen. La segunda es el mensaje de error que revela informacion: responder «ese correo no existe» permite enumerar cuentas validas, mientras «credenciales invalidas» no dice nada. La tercera es el dato en reposo sin proteger: las contrasenas nunca se guardan, se guarda su hash con una funcion lenta a proposito, como bcrypt o Argon2, para que probar millones de combinaciones sea costoso. Y hay que separar cifrado en transito (TLS, protege el dato mientras viaja) de cifrado en reposo (protege el archivo si alguien obtiene una copia): son controles distintos y el informe debe decir cual aplica donde.</w:t>
+        <w:t>Segundo ejemplo concreto. CloudLite guarda datos personales, lo que se llama PII: informacion que identifica a una persona (nombre, correo, telefono, documento). Tres amenazas de information disclosure aparecen casi siempre. La respuesta que devuelve mas de lo necesario: el endpoint de perfil serializa la fila completa e incluye el hash de la contrasena o el correo de otros usuarios; el control es declarar que campos salen. El mensaje de error que revela informacion: «ese correo no existe» permite enumerar cuentas validas, mientras «credenciales invalidas» no dice nada. Y el dato en reposo sin proteger: las contrasenas no se guardan, se guarda su hash con una funcion lenta a proposito, como bcrypt o Argon2, para que probar millones de combinaciones sea costoso. Hay que separar cifrado en transito (TLS, protege el dato mientras viaja) de cifrado en reposo (protege el archivo si alguien obtiene una copia): el informe debe decir cual aplica donde.</w:t>
       </w:r>
     </w:p>
     <w:p>
@@ -295,7 +295,7 @@
           <w:color w:val="4A4A49"/>
           <w:sz w:val="22"/>
         </w:rPr>
-        <w:t>La gestion de secretos merece parrafo propio porque es el error que mas se repite y el mas facil de verificar. Un secreto es cualquier valor que otorga acceso: contrasena de base de datos, llave de API de un servicio de correo, token de despliegue. Regla sin excepciones: no se escribe en el codigo, no se escribe en el Dockerfile y no se sube al repositorio. Dos razones tecnicas hay que saber explicar. Una imagen de contenedor esta hecha de capas y cualquiera que la tenga puede inspeccionar su historial y extraer los archivos de cada capa: borrar el archivo en un paso posterior no lo elimina, solo lo oculta. Y Git guarda historia: si la llave se subio en un commit y se borro en el siguiente, sigue en el repositorio, en cada clon y en cada fork, y un buscador automatizado la encuentra en minutos. Un secreto filtrado no se arregla borrandolo: se rota, es decir se genera uno nuevo y se invalida el anterior. La practica correcta con herramientas gratis: el valor real vive en los secretos del repositorio, se inyecta como variable de entorno en tiempo de ejecucion, y se versiona solo un archivo de ejemplo con los nombres de las variables y valores ficticios. Esto se materializa en la Clase 8, cuando el pipeline lea esos secretos.</w:t>
+        <w:t>La gestion de secretos es el error que mas se repite y el mas facil de verificar. Un secreto es cualquier valor que otorga acceso: contrasena de base de datos, llave de API, token de despliegue. Regla sin excepciones: no va en el codigo, ni en el Dockerfile, ni en el repositorio. Dos razones tecnicas hay que saber explicar. Una imagen de contenedor esta hecha de capas y cualquiera que la tenga puede extraer los archivos de cada capa: borrar el archivo en un paso posterior no lo elimina, solo lo oculta. Y Git guarda historia: si la llave se subio en un commit y se borro en el siguiente, sigue en el repositorio y en cada clon, y un buscador automatizado la encuentra en minutos. Un secreto filtrado no se arregla borrandolo: se rota, es decir se genera uno nuevo y se invalida el anterior. Con herramientas gratis, el valor real vive en los secretos del repositorio y se inyecta como variable de entorno en ejecucion, versionando solo un archivo de ejemplo con los nombres de las variables. Esto se materializa en la Clase 8.</w:t>
       </w:r>
     </w:p>
     <w:p>
@@ -305,7 +305,7 @@
           <w:color w:val="4A4A49"/>
           <w:sz w:val="22"/>
         </w:rPr>
-        <w:t>Los controles que el equipo puede citar y dibujar sin pagar nada se ordenan en tres familias. Identidad: autenticacion con token y autorizacion por rol aplicando minimo privilegio, que es dar a cada usuario o servicio solo los permisos que necesita; el ejemplo que aterriza la idea es que la API de CloudLite se conecte a la base de datos con un usuario que puede leer y escribir en sus tablas pero no borrar tablas ni crear usuarios. Red: publicar solo el punto de entrada y dejar la base de datos sin acceso desde internet, que es exactamente el diagrama de la Clase 7. Aplicacion: validar toda entrada en el servidor y limitar la tasa de peticiones. Aqui aparece la segunda pregunta previsible: «si ya valido en el formulario, para que validar otra vez en la API?». La respuesta es que el cliente esta bajo control del atacante: cualquiera llama la API directamente con curl y se salta el formulario, asi que la validacion del navegador es experiencia de usuario y la del servidor es seguridad. El limite de tasa, del orden de decenas o cientos de peticiones por minuto por identidad o por IP, mitiga la denegacion de servicio y los intentos de adivinar contrasenas; el numero exacto es decision de diseno, no estandar.</w:t>
+        <w:t>Los controles que el equipo puede citar sin pagar nada se ordenan en tres familias. Identidad: autenticacion con token y autorizacion por rol con minimo privilegio, que es dar solo los permisos necesarios; el ejemplo es que la API de CloudLite use un usuario de base de datos que lee y escribe en sus tablas pero no borra tablas ni crea usuarios. Red: publicar solo el punto de entrada y dejar la base de datos sin acceso desde internet, que es el diagrama de la Clase 7. Aplicacion: validar toda entrada en el servidor y limitar la tasa de peticiones. Aparece la segunda pregunta previsible: «si ya valido en el formulario, para que validar otra vez en la API?». El cliente esta bajo control del atacante: cualquiera llama la API con curl y se salta el formulario, asi que la validacion del navegador es experiencia de usuario y la del servidor es seguridad. El limite de tasa, del orden de decenas o cientos de peticiones por minuto por identidad o por IP, mitiga la denegacion de servicio y los intentos de adivinar contrasenas; el numero exacto es decision de diseno, no estandar.</w:t>
       </w:r>
     </w:p>
     <w:p>
@@ -315,7 +315,7 @@
           <w:color w:val="4A4A49"/>
           <w:sz w:val="22"/>
         </w:rPr>
-        <w:t>El entregable exige cuatro columnas por fila: amenaza especifica del dominio, activo afectado, control y evidencia. La palabra que hay que defender es evidencia: un control es verificable cuando otra persona puede senalar un artefacto y decir si esta o no esta, sin discutir. «Usamos buenas practicas» no es evidencia; «la flecha cliente-balanceador esta etiquetada HTTPS», «existe una caja Auth en el C4 Containers», «el archivo de variables esta excluido del repositorio y hay una plantilla de ejemplo» y «el workflow lee la clave desde los secretos del repositorio» si lo son. Tercera pregunta previsible: «cuantas amenazas hay que poner?». Cinco bien desarrolladas, una por categoria donde aplique al dominio, valen mas que veinte genericas copiadas de internet: se califica especificidad, no cantidad. Ubicacion en el curso: la Clase 5 cerro con el Parcial 1 el bloque de arquitectura y esta clase abre el de operacion. Las fronteras de confianza que hoy se nombran en texto se dibujan como zonas publica, privada y de datos en la Clase 7; la politica de secretos se ejecuta de verdad en el pipeline de la Clase 8, donde la denegacion de servicio se vuelve una senal medible; y todo el bloque se evalua en el Parcial 2 de la Clase 9.</w:t>
+        <w:t>El entregable exige cuatro columnas por fila: amenaza especifica del dominio, activo afectado, control y evidencia. La palabra que hay que defender es evidencia: un control es verificable cuando otra persona puede senalar un artefacto y decir si esta o no esta, sin discutir. «Usamos buenas practicas» no es evidencia; «la flecha cliente-balanceador esta etiquetada HTTPS» o «el workflow lee la clave desde los secretos del repositorio» si lo son. Tercera pregunta previsible: «cuantas amenazas hay que poner?». Cinco bien desarrolladas valen mas que veinte genericas copiadas de internet: se califica especificidad, no cantidad. La Clase 5 cerro con el Parcial 1 el bloque de arquitectura y esta clase abre el de operacion. Las fronteras de confianza que hoy se nombran en texto se dibujan como zonas publica, privada y de datos en la Clase 7; la politica de secretos se ejecuta en el pipeline de la Clase 8, donde la denegacion de servicio se vuelve una senal medible; y todo el bloque se evalua en el Parcial 2 de la Clase 9.</w:t>
       </w:r>
     </w:p>
     <w:p>
@@ -325,7 +325,7 @@
           <w:color w:val="4A4A49"/>
           <w:sz w:val="22"/>
         </w:rPr>
-        <w:t>Error tipico del docente que no domina el tema: convertir la clase en una diapositiva generica de buenas practicas («usen contrasenas fuertes, actualicen sus sistemas») en lugar de recorrer amenaza, activo, control y evidencia sobre el dominio real de cada equipo. La consecuencia aguas abajo es inmediata: la seccion de seguridad queda como relleno intercambiable entre proyectos y, en la sustentacion de la Clase 15, el estudiante no puede senalar en su propio diagrama donde vive un solo control porque nunca los ubico. El segundo tropiezo es aceptar controles no verificables o mal ubicados, del tipo «ciframos todo» o «tenemos un firewall», sin preguntar que dato, en que momento y donde se ve. Si eso pasa hoy, el diagrama de la Clase 7 nace sin distinguir zona publica de privada, el pipeline de la Clase 8 termina con la contrasena de la base de datos escrita en el YAML, y el equipo llega al Parcial 2 repitiendo definiciones de memoria sin poder aplicarlas a un caso.</w:t>
+        <w:t>Error tipico del docente que no domina el tema: convertir la clase en una diapositiva generica de buenas practicas («usen contrasenas fuertes, actualicen sus sistemas») en lugar de recorrer amenaza, activo, control y evidencia sobre el dominio real de cada equipo. La consecuencia aguas abajo es inmediata: la seccion de seguridad queda como relleno intercambiable entre proyectos y, en la sustentacion de la Clase 15, el estudiante no puede senalar en su propio diagrama donde vive un solo control porque nunca los ubico. El segundo tropiezo es aceptar controles no verificables, del tipo «ciframos todo» o «tenemos un firewall», sin preguntar que dato, en que momento y donde se ve. Si eso pasa hoy, el diagrama de la Clase 7 nace sin distinguir zona publica de privada, el pipeline de la Clase 8 termina con la contrasena de la base de datos escrita en el YAML, y el equipo llega al Parcial 2 repitiendo definiciones de memoria sin poder aplicarlas a un caso.</w:t>
       </w:r>
     </w:p>
     <w:p>

--- a/Arquitectura de Sistemas Computacionales/Kit docente/Clase 6/Guion Docente Clase 6 - Seguridad en la nube.docx
+++ b/Arquitectura de Sistemas Computacionales/Kit docente/Clase 6/Guion Docente Clase 6 - Seguridad en la nube.docx
@@ -952,7 +952,7 @@
           <w:color w:val="4A4A49"/>
           <w:sz w:val="22"/>
         </w:rPr>
-        <w:t>Listen 5 amenazas STRIDE-lite aplicadas a su dominio.</w:t>
+        <w:t>Paso 1: liste 5 amenazas concretas de su dominio, una por cada categoria de STRIDE-lite (suplantacion, manipulacion, divulgacion de informacion, denegacion de servicio y elevacion de privilegios), verificando que cada amenaza nombre el activo afectado de su propio C4 (por ejemplo la Base de datos Citas o el token del estudiante) y que ninguna sea copiada como frase generica de internet.</w:t>
       </w:r>
     </w:p>
     <w:p>
@@ -965,7 +965,7 @@
           <w:color w:val="4A4A49"/>
           <w:sz w:val="22"/>
         </w:rPr>
-        <w:t>Para cada una: control + dónde se ve en el diagrama.</w:t>
+        <w:t>Paso 2: asigne a cada amenaza un control tecnico y la flecha o zona exacta del diagrama donde se ve ese control, verificando que los 5 controles sean distintos entre si y que al menos uno sea preventivo, uno detectivo y uno de contencion; la tabla completa queda en la seccion Seguridad del informe del PI.</w:t>
       </w:r>
     </w:p>
     <w:p>
@@ -978,7 +978,7 @@
           <w:color w:val="4A4A49"/>
           <w:sz w:val="22"/>
         </w:rPr>
-        <w:t>Definan política de secretos del repo/Actions.</w:t>
+        <w:t>Paso 3: escriban en ExamLab el diagrama Mermaid de fronteras de confianza con 3 zonas (publica, privada y de datos), los 5 contenedores de la Clase 4 ubicados en su zona, las aristas rotuladas con protocolo y puerto, y una arista punteada de trafico bloqueado, verificando al renderizar que la base de datos y la cola quedan en la zona de datos y que el usuario no tiene ninguna arista solida hacia ellas.</w:t>
       </w:r>
     </w:p>
     <w:p>
@@ -991,7 +991,7 @@
           <w:color w:val="4A4A49"/>
           <w:sz w:val="22"/>
         </w:rPr>
-        <w:t>Redacten sección Seguridad del informe PI (1–1.5 páginas).</w:t>
+        <w:t>Paso 4: redacten la politica de secretos con los 6 puntos obligatorios (inventario de 4 secretos, donde vive cada uno, quien accede, rotacion, plan si se filtra, prohibiciones), verificando que ningun secreto quede en el Dockerfile, en el repositorio ni en el YAML en claro y que el plan de filtracion incluya rotar e invalidar la credencial anterior.</w:t>
       </w:r>
     </w:p>
     <w:p>
@@ -1004,7 +1004,7 @@
           <w:color w:val="4A4A49"/>
           <w:sz w:val="22"/>
         </w:rPr>
-        <w:t>Entrega domingo 23:59 (avance PI).</w:t>
+        <w:t>Paso 5: integren la tabla STRIDE, el diagrama y la politica de secretos en la seccion Seguridad del informe (1 a 1.5 paginas) y suban las 5 preguntas a ExamLab (modulo Talleres) antes del domingo 23:59, verificando que cada amenaza de la tabla se pueda senalar con el dedo en el diagrama renderizado.</w:t>
       </w:r>
     </w:p>
     <w:p>

--- a/Arquitectura de Sistemas Computacionales/Kit docente/Clase 6/Guion Docente Clase 6 - Seguridad en la nube.docx
+++ b/Arquitectura de Sistemas Computacionales/Kit docente/Clase 6/Guion Docente Clase 6 - Seguridad en la nube.docx
@@ -245,7 +245,7 @@
           <w:color w:val="4A4A49"/>
           <w:sz w:val="22"/>
         </w:rPr>
-        <w:t>Seguridad no es un componente que se agrega al final ni una casilla que se marca poniendo un firewall: es una propiedad del diseno que se gana o se pierde en cada decision arquitectonica. Asegurar un sistema es preservar tres propiedades, la triada CIA: confidencialidad (solo quien debe ver un dato lo ve), integridad (nadie lo modifica sin autorizacion) y disponibilidad (el sistema responde cuando se lo necesita). La justificacion es economica: un control disenado antes de escribir codigo cuesta una reunion; agregado despues de una fuga cuesta reescritura, notificacion a los usuarios y perdida de confianza. La primera pregunta del estudiante sera «no es el proveedor de nube el que ya se encarga de la seguridad?», y la respuesta sale del modelo de responsabilidad compartida de la Clase 2: el proveedor asegura la nube (hardware, hipervisor, red fisica) y el equipo asegura lo que pone DENTRO de ella (identidades, permisos, configuracion, codigo y datos). Casi todos los incidentes reales ocurren del lado del cliente.</w:t>
+        <w:t>Seguridad no es un componente que se agrega al final ni una casilla que se marca poniendo un firewall: es una propiedad del diseno que se gana o se pierde en cada decision arquitectonica. Asegurar un sistema es preservar tres propiedades, la triada CIA: confidencialidad (solo quien debe ver un dato lo ve), integridad (nadie lo modifica sin autorizacion) y disponibilidad (el sistema responde cuando se lo necesita). La justificacion es economica: un control disenado antes de escribir codigo cuesta una reunion; agregado despues de una fuga cuesta reescritura, notificacion a los usuarios y perdida de confianza. La primera pregunta del estudiante sera «no es el proveedor de nube el que ya se encarga de la seguridad?», y la respuesta sale del modelo de responsabilidad compartida de la Clase 2: el proveedor asegura la nube (hardware, hipervisor, red fisica) y quien construye CloudLite asegura lo que pone DENTRO de ella (identidades, permisos, configuracion, codigo y datos). Casi todos los incidentes reales ocurren del lado del cliente.</w:t>
       </w:r>
     </w:p>
     <w:p>
@@ -305,7 +305,7 @@
           <w:color w:val="4A4A49"/>
           <w:sz w:val="22"/>
         </w:rPr>
-        <w:t>Los controles que el equipo puede citar sin pagar nada se ordenan en tres familias. Identidad: autenticacion con token y autorizacion por rol con minimo privilegio, que es dar solo los permisos necesarios; el ejemplo es que la API de CloudLite use un usuario de base de datos que lee y escribe en sus tablas pero no borra tablas ni crea usuarios. Red: publicar solo el punto de entrada y dejar la base de datos sin acceso desde internet, que es el diagrama de la Clase 7. Aplicacion: validar toda entrada en el servidor y limitar la tasa de peticiones. Aparece la segunda pregunta previsible: «si ya valido en el formulario, para que validar otra vez en la API?». El cliente esta bajo control del atacante: cualquiera llama la API con curl y se salta el formulario, asi que la validacion del navegador es experiencia de usuario y la del servidor es seguridad. El limite de tasa, del orden de decenas o cientos de peticiones por minuto por identidad o por IP, mitiga la denegacion de servicio y los intentos de adivinar contrasenas; el numero exacto es decision de diseno, no estandar.</w:t>
+        <w:t>Los controles que el estudiante puede citar sin pagar nada se ordenan en tres familias. Identidad: autenticacion con token y autorizacion por rol con minimo privilegio, que es dar solo los permisos necesarios; el ejemplo es que la API de CloudLite use un usuario de base de datos que lee y escribe en sus tablas pero no borra tablas ni crea usuarios. Red: publicar solo el punto de entrada y dejar la base de datos sin acceso desde internet, que es el diagrama de la Clase 7. Aplicacion: validar toda entrada en el servidor y limitar la tasa de peticiones. Aparece la segunda pregunta previsible: «si ya valido en el formulario, para que validar otra vez en la API?». El cliente esta bajo control del atacante: cualquiera llama la API con curl y se salta el formulario, asi que la validacion del navegador es experiencia de usuario y la del servidor es seguridad. El limite de tasa, del orden de decenas o cientos de peticiones por minuto por identidad o por IP, mitiga la denegacion de servicio y los intentos de adivinar contrasenas; el numero exacto es decision de diseno, no estandar.</w:t>
       </w:r>
     </w:p>
     <w:p>
@@ -325,7 +325,7 @@
           <w:color w:val="4A4A49"/>
           <w:sz w:val="22"/>
         </w:rPr>
-        <w:t>Error tipico del docente que no domina el tema: convertir la clase en una diapositiva generica de buenas practicas («usen contrasenas fuertes, actualicen sus sistemas») en lugar de recorrer amenaza, activo, control y evidencia sobre el dominio real de cada equipo. La consecuencia aguas abajo es inmediata: la seccion de seguridad queda como relleno intercambiable entre proyectos y, en la sustentacion de la Clase 15, el estudiante no puede senalar en su propio diagrama donde vive un solo control porque nunca los ubico. El segundo tropiezo es aceptar controles no verificables, del tipo «ciframos todo» o «tenemos un firewall», sin preguntar que dato, en que momento y donde se ve. Si eso pasa hoy, el diagrama de la Clase 7 nace sin distinguir zona publica de privada, el pipeline de la Clase 8 termina con la contrasena de la base de datos escrita en el YAML, y el equipo llega al Parcial 2 repitiendo definiciones de memoria sin poder aplicarlas a un caso.</w:t>
+        <w:t>Error tipico del docente que no domina el tema: convertir la clase en una diapositiva generica de buenas practicas («usen contrasenas fuertes, actualicen sus sistemas») en lugar de recorrer amenaza, activo, control y evidencia sobre el dominio real de cada estudiante. La consecuencia aguas abajo es inmediata: la seccion de seguridad queda como relleno intercambiable entre proyectos y, en la sustentacion de la Clase 15, el estudiante no puede senalar en su propio diagrama donde vive un solo control porque nunca los ubico. El segundo tropiezo es aceptar controles no verificables, del tipo «ciframos todo» o «tenemos un firewall», sin preguntar que dato, en que momento y donde se ve. Si eso pasa hoy, el diagrama de la Clase 7 nace sin distinguir zona publica de privada, el pipeline de la Clase 8 termina con la contrasena de la base de datos escrita en el YAML, y el estudiante llega al Parcial 2 repitiendo definiciones de memoria sin poder aplicarlas a un caso.</w:t>
       </w:r>
     </w:p>
     <w:p>
@@ -443,7 +443,7 @@
           <w:color w:val="4A4A49"/>
           <w:sz w:val="22"/>
         </w:rPr>
-        <w:t>Pregunta de arranque (1 min): «¿en qué quedó su CloudLite la clase pasada?» — sirve para detectar equipos rezagados antes de avanzar.</w:t>
+        <w:t>Pregunta de arranque (1 min): «¿En qué quedó tu CloudLite la clase pasada?» — sirve para detectar estudiantes rezagados antes de avanzar.</w:t>
       </w:r>
     </w:p>
     <w:p>
@@ -545,7 +545,7 @@
           <w:color w:val="4A4A49"/>
           <w:sz w:val="22"/>
         </w:rPr>
-        <w:t>Pide un equipo voluntario y usa SU dominio como ejemplo en vivo (no el de la demo).</w:t>
+        <w:t>Pide un estudiante voluntario y usa SU dominio como ejemplo en vivo (no el de la demo).</w:t>
       </w:r>
     </w:p>
     <w:p>
@@ -756,7 +756,7 @@
           <w:color w:val="1A1C1D"/>
           <w:sz w:val="32"/>
         </w:rPr>
-        <w:t>55–100 · Taller guiado PI (equipos)</w:t>
+        <w:t>55–100 · Taller guiado PI (individual · equipos de 2–3 solo si tú los autorizaste)</w:t>
       </w:r>
     </w:p>
     <w:p>
@@ -883,7 +883,7 @@
           <w:color w:val="4A4A49"/>
           <w:sz w:val="22"/>
         </w:rPr>
-        <w:t>Retroalimenta 2–3 equipos en voz alta, nombrando el error y la corrección concreta.</w:t>
+        <w:t>Retroalimenta 2–3 estudiantes en voz alta, nombrando el error y la corrección concreta.</w:t>
       </w:r>
     </w:p>
     <w:p>
@@ -916,7 +916,7 @@
           <w:color w:val="4A4A49"/>
           <w:sz w:val="22"/>
         </w:rPr>
-        <w:t>Criterio de éxito: cualquier integrante explica el artefacto en 60 s.</w:t>
+        <w:t>Criterio de éxito: el estudiante explica su artefacto en 60 s.</w:t>
       </w:r>
     </w:p>
     <w:p>
@@ -1056,7 +1056,7 @@
           <w:color w:val="4A4A49"/>
           <w:sz w:val="22"/>
         </w:rPr>
-        <w:t>Explicación oral de 60 s por integrante (muestreo).</w:t>
+        <w:t>Explicación oral de 60 s por estudiante (muestreo; si autorizaste equipos, pregunta a cualquier integrante).</w:t>
       </w:r>
     </w:p>
     <w:p>
@@ -1211,7 +1211,7 @@
           <w:color w:val="4A4A49"/>
           <w:sz w:val="22"/>
         </w:rPr>
-        <w:t xml:space="preserve">comparas lo que entregan los equipos. </w:t>
+        <w:t xml:space="preserve">comparas lo que entregan los estudiantes. </w:t>
       </w:r>
       <w:r>
         <w:rPr>

--- a/Arquitectura de Sistemas Computacionales/Kit docente/Clase 6/Guion Docente Clase 6 - Seguridad en la nube.docx
+++ b/Arquitectura de Sistemas Computacionales/Kit docente/Clase 6/Guion Docente Clase 6 - Seguridad en la nube.docx
@@ -69,7 +69,7 @@
           <w:color w:val="4A4A49"/>
           <w:sz w:val="22"/>
         </w:rPr>
-        <w:t>Tipo: Clase regular (teoría + taller PI)</w:t>
+        <w:t>Tipo: Clase regular (teoría + taller PI) · encuentro síncrono</w:t>
       </w:r>
     </w:p>
     <w:p>
@@ -1363,7 +1363,7 @@
           <w:color w:val="4A4A49"/>
           <w:sz w:val="22"/>
         </w:rPr>
-        <w:t>Plataforma de entrega: ExamLab (https://examlab.lovable.app/). No es la plataforma oficial de la UNIAJC; la universidad no tiene campus virtual propio.</w:t>
+        <w:t>Plataforma de entrega: ExamLab (https://uniaj.examlab.workers.dev/). No es la plataforma oficial de la UNIAJC; la universidad no tiene campus virtual propio.</w:t>
       </w:r>
     </w:p>
     <w:p>

--- a/Arquitectura de Sistemas Computacionales/Kit docente/Clase 6/Guion Docente Clase 6 - Seguridad en la nube.docx
+++ b/Arquitectura de Sistemas Computacionales/Kit docente/Clase 6/Guion Docente Clase 6 - Seguridad en la nube.docx
@@ -329,13 +329,26 @@
       </w:r>
     </w:p>
     <w:p>
+      <w:pPr>
+        <w:spacing w:before="200" w:after="60"/>
+      </w:pPr>
+      <w:r>
+        <w:rPr>
+          <w:b/>
+          <w:color w:val="1A1C1D"/>
+          <w:sz w:val="32"/>
+        </w:rPr>
+        <w:t>Referencias a diapositivas</w:t>
+      </w:r>
+    </w:p>
+    <w:p>
       <w:r>
         <w:rPr>
           <w:b w:val="0"/>
           <w:color w:val="4A4A49"/>
           <w:sz w:val="22"/>
         </w:rPr>
-        <w:t xml:space="preserve">Referencia de slides: </w:t>
+        <w:t xml:space="preserve">Numeración real del deck </w:t>
       </w:r>
       <w:r>
         <w:rPr>
@@ -351,7 +364,186 @@
           <w:color w:val="4A4A49"/>
           <w:sz w:val="22"/>
         </w:rPr>
-        <w:t xml:space="preserve"> (solo tema de esta clase).</w:t>
+        <w:t xml:space="preserve"> (solo tema</w:t>
+      </w:r>
+    </w:p>
+    <w:p>
+      <w:r>
+        <w:rPr>
+          <w:b w:val="0"/>
+          <w:color w:val="4A4A49"/>
+          <w:sz w:val="22"/>
+        </w:rPr>
+        <w:t>de esta clase). Las etiquetas [Slide N] del plan y del fundamento apuntan aquí.</w:t>
+      </w:r>
+    </w:p>
+    <w:p>
+      <w:pPr>
+        <w:pStyle w:val="ListNumber"/>
+      </w:pPr>
+      <w:r>
+        <w:rPr>
+          <w:b w:val="0"/>
+          <w:color w:val="4A4A49"/>
+          <w:sz w:val="22"/>
+        </w:rPr>
+        <w:t>Portada · Clase 6 · Seguridad en la nube</w:t>
+      </w:r>
+    </w:p>
+    <w:p>
+      <w:pPr>
+        <w:pStyle w:val="ListNumber"/>
+      </w:pPr>
+      <w:r>
+        <w:rPr>
+          <w:b w:val="0"/>
+          <w:color w:val="4A4A49"/>
+          <w:sz w:val="22"/>
+        </w:rPr>
+        <w:t>Agenda de hoy (120 min)</w:t>
+      </w:r>
+    </w:p>
+    <w:p>
+      <w:pPr>
+        <w:pStyle w:val="ListNumber"/>
+      </w:pPr>
+      <w:r>
+        <w:rPr>
+          <w:b w:val="0"/>
+          <w:color w:val="4A4A49"/>
+          <w:sz w:val="22"/>
+        </w:rPr>
+        <w:t>Objetivos de la clase</w:t>
+      </w:r>
+    </w:p>
+    <w:p>
+      <w:pPr>
+        <w:pStyle w:val="ListNumber"/>
+      </w:pPr>
+      <w:r>
+        <w:rPr>
+          <w:b w:val="0"/>
+          <w:color w:val="4A4A49"/>
+          <w:sz w:val="22"/>
+        </w:rPr>
+        <w:t>PI CloudLite — entregable de hoy</w:t>
+      </w:r>
+    </w:p>
+    <w:p>
+      <w:pPr>
+        <w:pStyle w:val="ListNumber"/>
+      </w:pPr>
+      <w:r>
+        <w:rPr>
+          <w:b w:val="0"/>
+          <w:color w:val="4A4A49"/>
+          <w:sz w:val="22"/>
+        </w:rPr>
+        <w:t>Amenazas que sí importan al PI</w:t>
+      </w:r>
+    </w:p>
+    <w:p>
+      <w:pPr>
+        <w:pStyle w:val="ListNumber"/>
+      </w:pPr>
+      <w:r>
+        <w:rPr>
+          <w:b w:val="0"/>
+          <w:color w:val="4A4A49"/>
+          <w:sz w:val="22"/>
+        </w:rPr>
+        <w:t>Controles prácticos (gratis)</w:t>
+      </w:r>
+    </w:p>
+    <w:p>
+      <w:pPr>
+        <w:pStyle w:val="ListNumber"/>
+      </w:pPr>
+      <w:r>
+        <w:rPr>
+          <w:b w:val="0"/>
+          <w:color w:val="4A4A49"/>
+          <w:sz w:val="22"/>
+        </w:rPr>
+        <w:t>Ejercicio guiado</w:t>
+      </w:r>
+    </w:p>
+    <w:p>
+      <w:pPr>
+        <w:pStyle w:val="ListNumber"/>
+      </w:pPr>
+      <w:r>
+        <w:rPr>
+          <w:b w:val="0"/>
+          <w:color w:val="4A4A49"/>
+          <w:sz w:val="22"/>
+        </w:rPr>
+        <w:t>Amenaza -&gt; control -&gt; evidencia (una fila por amenaza)</w:t>
+      </w:r>
+    </w:p>
+    <w:p>
+      <w:pPr>
+        <w:pStyle w:val="ListNumber"/>
+      </w:pPr>
+      <w:r>
+        <w:rPr>
+          <w:b w:val="0"/>
+          <w:color w:val="4A4A49"/>
+          <w:sz w:val="22"/>
+        </w:rPr>
+        <w:t>Herramientas de hoy</w:t>
+      </w:r>
+    </w:p>
+    <w:p>
+      <w:pPr>
+        <w:pStyle w:val="ListNumber"/>
+      </w:pPr>
+      <w:r>
+        <w:rPr>
+          <w:b w:val="0"/>
+          <w:color w:val="4A4A49"/>
+          <w:sz w:val="22"/>
+        </w:rPr>
+        <w:t>Del boceto a ExamLab (diagrama)</w:t>
+      </w:r>
+    </w:p>
+    <w:p>
+      <w:pPr>
+        <w:pStyle w:val="ListNumber"/>
+      </w:pPr>
+      <w:r>
+        <w:rPr>
+          <w:b w:val="0"/>
+          <w:color w:val="4A4A49"/>
+          <w:sz w:val="22"/>
+        </w:rPr>
+        <w:t>Taller PI (paso a paso)</w:t>
+      </w:r>
+    </w:p>
+    <w:p>
+      <w:pPr>
+        <w:pStyle w:val="ListNumber"/>
+      </w:pPr>
+      <w:r>
+        <w:rPr>
+          <w:b w:val="0"/>
+          <w:color w:val="4A4A49"/>
+          <w:sz w:val="22"/>
+        </w:rPr>
+        <w:t>Para continuar (PI)</w:t>
+      </w:r>
+    </w:p>
+    <w:p>
+      <w:pPr>
+        <w:pStyle w:val="ListNumber"/>
+      </w:pPr>
+      <w:r>
+        <w:rPr>
+          <w:b w:val="0"/>
+          <w:color w:val="4A4A49"/>
+          <w:sz w:val="22"/>
+        </w:rPr>
+        <w:t>Clase 6 · PI en movimiento</w:t>
       </w:r>
     </w:p>
     <w:p>
@@ -377,7 +569,7 @@
           <w:color w:val="1A1C1D"/>
           <w:sz w:val="32"/>
         </w:rPr>
-        <w:t>0–10 · Encuadre PI</w:t>
+        <w:t>0–10 · Encuadre PI · [Slide 2][Slide 3][Slide 4]</w:t>
       </w:r>
     </w:p>
     <w:p>
@@ -456,7 +648,7 @@
           <w:color w:val="1A1C1D"/>
           <w:sz w:val="32"/>
         </w:rPr>
-        <w:t>10–40 · Teoría Core (al servicio del taller)</w:t>
+        <w:t>10–40 · Teoría Core (al servicio del taller) · desde [Slide 5]</w:t>
       </w:r>
     </w:p>
     <w:p>
@@ -558,7 +750,7 @@
           <w:color w:val="1A1C1D"/>
           <w:sz w:val="32"/>
         </w:rPr>
-        <w:t>40–55 · Demo en vivo</w:t>
+        <w:t>40–55 · Demo en vivo · [Slide 10]</w:t>
       </w:r>
     </w:p>
     <w:p>
@@ -694,6 +886,142 @@
       </w:r>
     </w:p>
     <w:p>
+      <w:r>
+        <w:rPr>
+          <w:b/>
+          <w:color w:val="4A4A49"/>
+          <w:sz w:val="22"/>
+        </w:rPr>
+        <w:t>Cierra la demo dentro de ExamLab</w:t>
+      </w:r>
+      <w:r>
+        <w:rPr>
+          <w:b w:val="0"/>
+          <w:color w:val="4A4A49"/>
+          <w:sz w:val="22"/>
+        </w:rPr>
+        <w:t xml:space="preserve"> [Slide 10] — es el paso que el estudiante no adivina: pasa el boceto a codigo Mermaid con ayuda de una IA, pegalo en la pregunta de diagrama y muestralo renderizado.</w:t>
+      </w:r>
+    </w:p>
+    <w:p>
+      <w:r>
+        <w:rPr>
+          <w:b/>
+          <w:color w:val="4A4A49"/>
+          <w:sz w:val="22"/>
+        </w:rPr>
+        <w:t>Del boceto al codigo Mermaid.</w:t>
+      </w:r>
+      <w:r>
+        <w:rPr>
+          <w:b w:val="0"/>
+          <w:color w:val="4A4A49"/>
+          <w:sz w:val="22"/>
+        </w:rPr>
+        <w:t xml:space="preserve"> No subas una imagen: la respuesta de esta pregunta es texto Mermaid.</w:t>
+      </w:r>
+    </w:p>
+    <w:p>
+      <w:pPr>
+        <w:pStyle w:val="ListBullet"/>
+      </w:pPr>
+      <w:r>
+        <w:rPr>
+          <w:b/>
+          <w:color w:val="4A4A49"/>
+          <w:sz w:val="22"/>
+        </w:rPr>
+        <w:t>1. Disena visual</w:t>
+      </w:r>
+      <w:r>
+        <w:rPr>
+          <w:b w:val="0"/>
+          <w:color w:val="4A4A49"/>
+          <w:sz w:val="22"/>
+        </w:rPr>
+        <w:t xml:space="preserve"> Dibuja el diagrama como quieras en Excalidraw o draw.io: es mas rapido arrastrar cajas que escribir codigo, y ahi es donde piensas el modelo.</w:t>
+      </w:r>
+    </w:p>
+    <w:p>
+      <w:pPr>
+        <w:pStyle w:val="ListBullet"/>
+      </w:pPr>
+      <w:r>
+        <w:rPr>
+          <w:b/>
+          <w:color w:val="4A4A49"/>
+          <w:sz w:val="22"/>
+        </w:rPr>
+        <w:t>2. Traduce con IA</w:t>
+      </w:r>
+      <w:r>
+        <w:rPr>
+          <w:b w:val="0"/>
+          <w:color w:val="4A4A49"/>
+          <w:sz w:val="22"/>
+        </w:rPr>
+        <w:t xml:space="preserve"> Copia o describe tu boceto a una IA y pidele el codigo Mermaid: «convierte este diagrama a Mermaid usando </w:t>
+      </w:r>
+      <w:r>
+        <w:rPr>
+          <w:rFonts w:ascii="Consolas" w:hAnsi="Consolas"/>
+          <w:color w:val="111111"/>
+          <w:sz w:val="21"/>
+        </w:rPr>
+        <w:t>flowchart</w:t>
+      </w:r>
+      <w:r>
+        <w:rPr>
+          <w:b w:val="0"/>
+          <w:color w:val="4A4A49"/>
+          <w:sz w:val="22"/>
+        </w:rPr>
+        <w:t>». Revisa el resultado: la IA acierta la sintaxis, no tu modelo.</w:t>
+      </w:r>
+    </w:p>
+    <w:p>
+      <w:pPr>
+        <w:pStyle w:val="ListBullet"/>
+      </w:pPr>
+      <w:r>
+        <w:rPr>
+          <w:b/>
+          <w:color w:val="4A4A49"/>
+          <w:sz w:val="22"/>
+        </w:rPr>
+        <w:t>3. Pega y renderiza en ExamLab</w:t>
+      </w:r>
+      <w:r>
+        <w:rPr>
+          <w:b w:val="0"/>
+          <w:color w:val="4A4A49"/>
+          <w:sz w:val="22"/>
+        </w:rPr>
+        <w:t xml:space="preserve"> Pega ese codigo en la caja de texto de la pregunta y mira como lo dibuja la plataforma. Si no renderiza, corrige ahi mismo: lo que se califica es el diagrama renderizado dentro de ExamLab.</w:t>
+      </w:r>
+    </w:p>
+    <w:p>
+      <w:pPr>
+        <w:pStyle w:val="ListBullet"/>
+      </w:pPr>
+      <w:r>
+        <w:rPr>
+          <w:b/>
+          <w:color w:val="4A4A49"/>
+          <w:sz w:val="22"/>
+        </w:rPr>
+        <w:t>4. Guarda el PNG para tu PI</w:t>
+      </w:r>
+      <w:r>
+        <w:rPr>
+          <w:b w:val="0"/>
+          <w:color w:val="4A4A49"/>
+          <w:sz w:val="22"/>
+        </w:rPr>
+        <w:t xml:space="preserve"> Exporta tambien la imagen a la carpeta de tu Proyecto Integrador. Esa copia es para tu informe; no reemplaza la respuesta en la plataforma.</w:t>
+      </w:r>
+    </w:p>
+    <w:p>
       <w:pPr>
         <w:shd w:val="clear" w:fill="FFF4EC"/>
         <w:spacing w:before="80" w:after="40"/>
@@ -756,7 +1084,7 @@
           <w:color w:val="1A1C1D"/>
           <w:sz w:val="32"/>
         </w:rPr>
-        <w:t>55–100 · Taller guiado PI (individual · equipos de 2–3 solo si tú los autorizaste)</w:t>
+        <w:t>55–100 · Taller guiado PI (individual · equipos de 2–3 solo si tú los autorizaste) · [Slide 11]</w:t>
       </w:r>
     </w:p>
     <w:p>
@@ -896,7 +1224,7 @@
           <w:color w:val="1A1C1D"/>
           <w:sz w:val="32"/>
         </w:rPr>
-        <w:t>115–120 · Cierre</w:t>
+        <w:t>115–120 · Cierre · [Slide 13]</w:t>
       </w:r>
     </w:p>
     <w:p>
@@ -1311,12 +1639,28 @@
           <w:color w:val="C23E12"/>
           <w:sz w:val="21"/>
         </w:rPr>
-        <w:t>📸  Pantallazo: herramienta del día en uso con artefacto CloudLite</w:t>
+        <w:t>📸  La herramienta del día en uso con el artefacto CloudLite</w:t>
       </w:r>
     </w:p>
     <w:p>
       <w:pPr>
         <w:shd w:val="clear" w:fill="F2F2F3"/>
+        <w:spacing w:after="20"/>
+      </w:pPr>
+      <w:r>
+        <w:rPr>
+          <w:b/>
+          <w:i/>
+          <w:color w:val="4A4A49"/>
+          <w:sz w:val="18"/>
+        </w:rPr>
+        <w:t>Esta imagen todavía no existe. Cómo producirla:</w:t>
+      </w:r>
+    </w:p>
+    <w:p>
+      <w:pPr>
+        <w:shd w:val="clear" w:fill="F2F2F3"/>
+        <w:ind w:left="216"/>
       </w:pPr>
       <w:r>
         <w:rPr>
@@ -1324,20 +1668,50 @@
           <w:color w:val="4A4A49"/>
           <w:sz w:val="18"/>
         </w:rPr>
-        <w:t>[  Inserta aquí la captura de pantalla  ]</w:t>
+        <w:t>1) Abre Excalidraw · Google Docs y repite la demo de este guion.  2) Captura solo la ventana útil, no el escritorio completo.  3) Recorta a ~1200 px de ancho.  4) Guárdala como Kit docente/Clase 6/Capturas/demo-clase06.png.  5) Vuelve a generar el guion y la imagen queda embebida aquí sola. Detalle en Capturas/README.txt.</w:t>
       </w:r>
     </w:p>
     <w:p>
       <w:pPr>
-        <w:pStyle w:val="ListBullet"/>
+        <w:shd w:val="clear" w:fill="FFF4EC"/>
+        <w:spacing w:before="80" w:after="40"/>
       </w:pPr>
       <w:r>
         <w:rPr>
-          <w:b w:val="0"/>
+          <w:b/>
+          <w:color w:val="C23E12"/>
+          <w:sz w:val="21"/>
+        </w:rPr>
+        <w:t>📸  Evidencia del entregable de un estudiante (diagrama / YAML / lab)</w:t>
+      </w:r>
+    </w:p>
+    <w:p>
+      <w:pPr>
+        <w:shd w:val="clear" w:fill="F2F2F3"/>
+        <w:spacing w:after="20"/>
+      </w:pPr>
+      <w:r>
+        <w:rPr>
+          <w:b/>
+          <w:i/>
           <w:color w:val="4A4A49"/>
-          <w:sz w:val="22"/>
+          <w:sz w:val="18"/>
         </w:rPr>
-        <w:t>📸 Pantallazo: evidencia de entregable (diagrama/YAML/lab)</w:t>
+        <w:t>Esta imagen todavía no existe. Cómo producirla:</w:t>
+      </w:r>
+    </w:p>
+    <w:p>
+      <w:pPr>
+        <w:shd w:val="clear" w:fill="F2F2F3"/>
+        <w:ind w:left="216"/>
+      </w:pPr>
+      <w:r>
+        <w:rPr>
+          <w:i/>
+          <w:color w:val="4A4A49"/>
+          <w:sz w:val="18"/>
+        </w:rPr>
+        <w:t>1) Con permiso del estudiante, captura su artefacto de hoy.  2) Recorta nombre y correo antes de guardar.  3) Guárdala como Kit docente/Clase 6/Capturas/evidencia-clase06.png.  4) Es para tu registro del corte; no se proyecta en clase.</w:t>
       </w:r>
     </w:p>
     <w:p>

--- a/Arquitectura de Sistemas Computacionales/Kit docente/Clase 6/Guion Docente Clase 6 - Seguridad en la nube.docx
+++ b/Arquitectura de Sistemas Computacionales/Kit docente/Clase 6/Guion Docente Clase 6 - Seguridad en la nube.docx
@@ -504,19 +504,6 @@
           <w:color w:val="4A4A49"/>
           <w:sz w:val="22"/>
         </w:rPr>
-        <w:t>Del boceto a ExamLab (diagrama)</w:t>
-      </w:r>
-    </w:p>
-    <w:p>
-      <w:pPr>
-        <w:pStyle w:val="ListNumber"/>
-      </w:pPr>
-      <w:r>
-        <w:rPr>
-          <w:b w:val="0"/>
-          <w:color w:val="4A4A49"/>
-          <w:sz w:val="22"/>
-        </w:rPr>
         <w:t>Taller PI (paso a paso)</w:t>
       </w:r>
     </w:p>
@@ -750,7 +737,7 @@
           <w:color w:val="1A1C1D"/>
           <w:sz w:val="32"/>
         </w:rPr>
-        <w:t>40–55 · Demo en vivo · [Slide 10]</w:t>
+        <w:t>40–55 · Demo en vivo ·</w:t>
       </w:r>
     </w:p>
     <w:p>
@@ -886,142 +873,6 @@
       </w:r>
     </w:p>
     <w:p>
-      <w:r>
-        <w:rPr>
-          <w:b/>
-          <w:color w:val="4A4A49"/>
-          <w:sz w:val="22"/>
-        </w:rPr>
-        <w:t>Cierra la demo dentro de ExamLab</w:t>
-      </w:r>
-      <w:r>
-        <w:rPr>
-          <w:b w:val="0"/>
-          <w:color w:val="4A4A49"/>
-          <w:sz w:val="22"/>
-        </w:rPr>
-        <w:t xml:space="preserve"> [Slide 10] — es el paso que el estudiante no adivina: pasa el boceto a codigo Mermaid con ayuda de una IA, pegalo en la pregunta de diagrama y muestralo renderizado.</w:t>
-      </w:r>
-    </w:p>
-    <w:p>
-      <w:r>
-        <w:rPr>
-          <w:b/>
-          <w:color w:val="4A4A49"/>
-          <w:sz w:val="22"/>
-        </w:rPr>
-        <w:t>Del boceto al codigo Mermaid.</w:t>
-      </w:r>
-      <w:r>
-        <w:rPr>
-          <w:b w:val="0"/>
-          <w:color w:val="4A4A49"/>
-          <w:sz w:val="22"/>
-        </w:rPr>
-        <w:t xml:space="preserve"> No subas una imagen: la respuesta de esta pregunta es texto Mermaid.</w:t>
-      </w:r>
-    </w:p>
-    <w:p>
-      <w:pPr>
-        <w:pStyle w:val="ListBullet"/>
-      </w:pPr>
-      <w:r>
-        <w:rPr>
-          <w:b/>
-          <w:color w:val="4A4A49"/>
-          <w:sz w:val="22"/>
-        </w:rPr>
-        <w:t>1. Disena visual</w:t>
-      </w:r>
-      <w:r>
-        <w:rPr>
-          <w:b w:val="0"/>
-          <w:color w:val="4A4A49"/>
-          <w:sz w:val="22"/>
-        </w:rPr>
-        <w:t xml:space="preserve"> Dibuja el diagrama como quieras en Excalidraw o draw.io: es mas rapido arrastrar cajas que escribir codigo, y ahi es donde piensas el modelo.</w:t>
-      </w:r>
-    </w:p>
-    <w:p>
-      <w:pPr>
-        <w:pStyle w:val="ListBullet"/>
-      </w:pPr>
-      <w:r>
-        <w:rPr>
-          <w:b/>
-          <w:color w:val="4A4A49"/>
-          <w:sz w:val="22"/>
-        </w:rPr>
-        <w:t>2. Traduce con IA</w:t>
-      </w:r>
-      <w:r>
-        <w:rPr>
-          <w:b w:val="0"/>
-          <w:color w:val="4A4A49"/>
-          <w:sz w:val="22"/>
-        </w:rPr>
-        <w:t xml:space="preserve"> Copia o describe tu boceto a una IA y pidele el codigo Mermaid: «convierte este diagrama a Mermaid usando </w:t>
-      </w:r>
-      <w:r>
-        <w:rPr>
-          <w:rFonts w:ascii="Consolas" w:hAnsi="Consolas"/>
-          <w:color w:val="111111"/>
-          <w:sz w:val="21"/>
-        </w:rPr>
-        <w:t>flowchart</w:t>
-      </w:r>
-      <w:r>
-        <w:rPr>
-          <w:b w:val="0"/>
-          <w:color w:val="4A4A49"/>
-          <w:sz w:val="22"/>
-        </w:rPr>
-        <w:t>». Revisa el resultado: la IA acierta la sintaxis, no tu modelo.</w:t>
-      </w:r>
-    </w:p>
-    <w:p>
-      <w:pPr>
-        <w:pStyle w:val="ListBullet"/>
-      </w:pPr>
-      <w:r>
-        <w:rPr>
-          <w:b/>
-          <w:color w:val="4A4A49"/>
-          <w:sz w:val="22"/>
-        </w:rPr>
-        <w:t>3. Pega y renderiza en ExamLab</w:t>
-      </w:r>
-      <w:r>
-        <w:rPr>
-          <w:b w:val="0"/>
-          <w:color w:val="4A4A49"/>
-          <w:sz w:val="22"/>
-        </w:rPr>
-        <w:t xml:space="preserve"> Pega ese codigo en la caja de texto de la pregunta y mira como lo dibuja la plataforma. Si no renderiza, corrige ahi mismo: lo que se califica es el diagrama renderizado dentro de ExamLab.</w:t>
-      </w:r>
-    </w:p>
-    <w:p>
-      <w:pPr>
-        <w:pStyle w:val="ListBullet"/>
-      </w:pPr>
-      <w:r>
-        <w:rPr>
-          <w:b/>
-          <w:color w:val="4A4A49"/>
-          <w:sz w:val="22"/>
-        </w:rPr>
-        <w:t>4. Guarda el PNG para tu PI</w:t>
-      </w:r>
-      <w:r>
-        <w:rPr>
-          <w:b w:val="0"/>
-          <w:color w:val="4A4A49"/>
-          <w:sz w:val="22"/>
-        </w:rPr>
-        <w:t xml:space="preserve"> Exporta tambien la imagen a la carpeta de tu Proyecto Integrador. Esa copia es para tu informe; no reemplaza la respuesta en la plataforma.</w:t>
-      </w:r>
-    </w:p>
-    <w:p>
       <w:pPr>
         <w:shd w:val="clear" w:fill="FFF4EC"/>
         <w:spacing w:before="80" w:after="40"/>
@@ -1084,7 +935,7 @@
           <w:color w:val="1A1C1D"/>
           <w:sz w:val="32"/>
         </w:rPr>
-        <w:t>55–100 · Taller guiado PI (individual · equipos de 2–3 solo si tú los autorizaste) · [Slide 11]</w:t>
+        <w:t>55–100 · Taller guiado PI (individual · equipos de 2–3 solo si tú los autorizaste) · [Slide 10]</w:t>
       </w:r>
     </w:p>
     <w:p>
@@ -1224,7 +1075,7 @@
           <w:color w:val="1A1C1D"/>
           <w:sz w:val="32"/>
         </w:rPr>
-        <w:t>115–120 · Cierre · [Slide 13]</w:t>
+        <w:t>115–120 · Cierre · [Slide 12]</w:t>
       </w:r>
     </w:p>
     <w:p>
@@ -1280,7 +1131,7 @@
           <w:color w:val="4A4A49"/>
           <w:sz w:val="22"/>
         </w:rPr>
-        <w:t>Paso 1: liste 5 amenazas concretas de su dominio, una por cada categoria de STRIDE-lite (suplantacion, manipulacion, divulgacion de informacion, denegacion de servicio y elevacion de privilegios), verificando que cada amenaza nombre el activo afectado de su propio C4 (por ejemplo la Base de datos Citas o el token del estudiante) y que ninguna sea copiada como frase generica de internet.</w:t>
+        <w:t>Paso 1: liste en la pregunta 1 cinco amenazas de SU dominio, cada una nombrando el actor o el dato concreto que pone en riesgo y el camino por el que ocurre; use STRIDE como guia de categorias y verifique que ninguna sea una frase de manual que sirva igual para cualquier sistema.</w:t>
       </w:r>
     </w:p>
     <w:p>
@@ -1293,7 +1144,7 @@
           <w:color w:val="4A4A49"/>
           <w:sz w:val="22"/>
         </w:rPr>
-        <w:t>Paso 2: asigne a cada amenaza un control tecnico y la flecha o zona exacta del diagrama donde se ve ese control, verificando que los 5 controles sean distintos entre si y que al menos uno sea preventivo, uno detectivo y uno de contencion; la tabla completa queda en la seccion Seguridad del informe del PI.</w:t>
+        <w:t>Paso 2: complete en la pregunta 2 la tabla amenaza-control-donde, senalando para cada control la caja o la flecha concreta del C4 Containers o del Despliegue donde se ve; incluya el principio de menor privilegio aplicado a un componente, diciendo que deja de poder hacer.</w:t>
       </w:r>
     </w:p>
     <w:p>
@@ -1306,7 +1157,7 @@
           <w:color w:val="4A4A49"/>
           <w:sz w:val="22"/>
         </w:rPr>
-        <w:t>Paso 3: escriban en ExamLab el diagrama Mermaid de fronteras de confianza con 3 zonas (publica, privada y de datos), los 5 contenedores de la Clase 4 ubicados en su zona, las aristas rotuladas con protocolo y puerto, y una arista punteada de trafico bloqueado, verificando al renderizar que la base de datos y la cola quedan en la zona de datos y que el usuario no tiene ninguna arista solida hacia ellas.</w:t>
+        <w:t>Paso 3: escriba en la pregunta 3 la politica de secretos respondiendo donde viven, quien los rota, cada cuanto y que esta prohibido, y cierre con el procedimiento ante una filtracion; verifique que su politica no admita secretos en el Dockerfile, el README ni el YAML en claro.</w:t>
       </w:r>
     </w:p>
     <w:p>
@@ -1319,20 +1170,7 @@
           <w:color w:val="4A4A49"/>
           <w:sz w:val="22"/>
         </w:rPr>
-        <w:t>Paso 4: redacten la politica de secretos con los 6 puntos obligatorios (inventario de 4 secretos, donde vive cada uno, quien accede, rotacion, plan si se filtra, prohibiciones), verificando que ningun secreto quede en el Dockerfile, en el repositorio ni en el YAML en claro y que el plan de filtracion incluya rotar e invalidar la credencial anterior.</w:t>
-      </w:r>
-    </w:p>
-    <w:p>
-      <w:pPr>
-        <w:pStyle w:val="ListNumber"/>
-      </w:pPr>
-      <w:r>
-        <w:rPr>
-          <w:b w:val="0"/>
-          <w:color w:val="4A4A49"/>
-          <w:sz w:val="22"/>
-        </w:rPr>
-        <w:t>Paso 5: integren la tabla STRIDE, el diagrama y la politica de secretos en la seccion Seguridad del informe (1 a 1.5 paginas) y suban las 5 preguntas a ExamLab (modulo Talleres) antes del domingo 23:59, verificando que cada amenaza de la tabla se pueda senalar con el dedo en el diagrama renderizado.</w:t>
+        <w:t>Paso 4: guarde y continue. Esta actividad es una sola para las Clases 6, 7, 8 y 10 y se entrega completa al cierre del Corte 2: hoy resuelve las preguntas 1 a 3 y las 4 a 12 se resuelven en las clases siguientes.</w:t>
       </w:r>
     </w:p>
     <w:p>

--- a/Arquitectura de Sistemas Computacionales/Kit docente/Clase 6/Guion Docente Clase 6 - Seguridad en la nube.docx
+++ b/Arquitectura de Sistemas Computacionales/Kit docente/Clase 6/Guion Docente Clase 6 - Seguridad en la nube.docx
@@ -239,6 +239,19 @@
       </w:r>
     </w:p>
     <w:p>
+      <w:pPr>
+        <w:spacing w:before="200" w:after="60"/>
+      </w:pPr>
+      <w:r>
+        <w:rPr>
+          <w:b/>
+          <w:color w:val="1A1C1D"/>
+          <w:sz w:val="32"/>
+        </w:rPr>
+        <w:t>Seguridad como propiedad del diseno: la triada CIA - diapositiva 4</w:t>
+      </w:r>
+    </w:p>
+    <w:p>
       <w:r>
         <w:rPr>
           <w:b w:val="0"/>
@@ -246,6 +259,19 @@
           <w:sz w:val="22"/>
         </w:rPr>
         <w:t>Seguridad no es un componente que se agrega al final ni una casilla que se marca poniendo un firewall: es una propiedad del diseno que se gana o se pierde en cada decision arquitectonica. Asegurar un sistema es preservar tres propiedades, la triada CIA: confidencialidad (solo quien debe ver un dato lo ve), integridad (nadie lo modifica sin autorizacion) y disponibilidad (el sistema responde cuando se lo necesita). La justificacion es economica: un control disenado antes de escribir codigo cuesta una reunion; agregado despues de una fuga cuesta reescritura, notificacion a los usuarios y perdida de confianza. La primera pregunta del estudiante sera «no es el proveedor de nube el que ya se encarga de la seguridad?», y la respuesta sale del modelo de responsabilidad compartida de la Clase 2: el proveedor asegura la nube (hardware, hipervisor, red fisica) y quien construye CloudLite asegura lo que pone DENTRO de ella (identidades, permisos, configuracion, codigo y datos). Casi todos los incidentes reales ocurren del lado del cliente.</w:t>
+      </w:r>
+    </w:p>
+    <w:p>
+      <w:pPr>
+        <w:spacing w:before="200" w:after="60"/>
+      </w:pPr>
+      <w:r>
+        <w:rPr>
+          <w:b/>
+          <w:color w:val="1A1C1D"/>
+          <w:sz w:val="32"/>
+        </w:rPr>
+        <w:t>Modelar amenazas: las cuatro preguntas y el vocabulario - diapositiva 5</w:t>
       </w:r>
     </w:p>
     <w:p>
@@ -259,6 +285,19 @@
       </w:r>
     </w:p>
     <w:p>
+      <w:pPr>
+        <w:spacing w:before="200" w:after="60"/>
+      </w:pPr>
+      <w:r>
+        <w:rPr>
+          <w:b/>
+          <w:color w:val="1A1C1D"/>
+          <w:sz w:val="32"/>
+        </w:rPr>
+        <w:t>STRIDE: seis categorias, cada una niega una propiedad - diapositiva 5</w:t>
+      </w:r>
+    </w:p>
+    <w:p>
       <w:r>
         <w:rPr>
           <w:b w:val="0"/>
@@ -266,6 +305,19 @@
           <w:sz w:val="22"/>
         </w:rPr>
         <w:t>STRIDE es una lista de verificacion de seis categorias, y deja de ser memoria pura cuando se ve que cada una niega una propiedad deseable. Spoofing es hacerse pasar por otro y niega la autenticacion. Tampering modifica datos sin autorizacion y niega la integridad. Repudiation es negar una accion cuando no hay evidencia que lo contradiga, y niega el no repudio, que se consigue con registros de auditoria. Information disclosure expone datos a quien no debe verlos y niega la confidencialidad. Denial of service agota un recurso hasta que el sistema deja de responder y niega la disponibilidad. Elevation of privilege obtiene mas permisos de los asignados y niega la autorizacion. De ahi sale la distincion que mas se confunde: autenticacion es demostrar quien eres, autorizacion es determinar que puedes hacer una vez identificado. Un sistema puede autenticar impecablemente y seguir siendo inseguro si despues no verifica permisos.</w:t>
+      </w:r>
+    </w:p>
+    <w:p>
+      <w:pPr>
+        <w:spacing w:before="200" w:after="60"/>
+      </w:pPr>
+      <w:r>
+        <w:rPr>
+          <w:b/>
+          <w:color w:val="1A1C1D"/>
+          <w:sz w:val="32"/>
+        </w:rPr>
+        <w:t>Primer ejemplo: autenticacion con token en CloudLite - diapositiva 7</w:t>
       </w:r>
     </w:p>
     <w:p>
@@ -279,6 +331,19 @@
       </w:r>
     </w:p>
     <w:p>
+      <w:pPr>
+        <w:spacing w:before="200" w:after="60"/>
+      </w:pPr>
+      <w:r>
+        <w:rPr>
+          <w:b/>
+          <w:color w:val="1A1C1D"/>
+          <w:sz w:val="32"/>
+        </w:rPr>
+        <w:t>Segundo ejemplo: PII y las tres amenazas de identidad - diapositiva 8</w:t>
+      </w:r>
+    </w:p>
+    <w:p>
       <w:r>
         <w:rPr>
           <w:b w:val="0"/>
@@ -286,6 +351,19 @@
           <w:sz w:val="22"/>
         </w:rPr>
         <w:t>Segundo ejemplo concreto. CloudLite guarda datos personales, lo que se llama PII: informacion que identifica a una persona (nombre, correo, telefono, documento). Tres amenazas de information disclosure aparecen casi siempre. La respuesta que devuelve mas de lo necesario: el endpoint de perfil serializa la fila completa e incluye el hash de la contrasena o el correo de otros usuarios; el control es declarar que campos salen. El mensaje de error que revela informacion: «ese correo no existe» permite enumerar cuentas validas, mientras «credenciales invalidas» no dice nada. Y el dato en reposo sin proteger: las contrasenas no se guardan, se guarda su hash con una funcion lenta a proposito, como bcrypt o Argon2, para que probar millones de combinaciones sea costoso. Hay que separar cifrado en transito (TLS, protege el dato mientras viaja) de cifrado en reposo (protege el archivo si alguien obtiene una copia): el informe debe decir cual aplica donde.</w:t>
+      </w:r>
+    </w:p>
+    <w:p>
+      <w:pPr>
+        <w:spacing w:before="200" w:after="60"/>
+      </w:pPr>
+      <w:r>
+        <w:rPr>
+          <w:b/>
+          <w:color w:val="1A1C1D"/>
+          <w:sz w:val="32"/>
+        </w:rPr>
+        <w:t>Gestion de secretos: el error mas repetido y el mas facil de verificar - diapositiva 6</w:t>
       </w:r>
     </w:p>
     <w:p>
@@ -299,6 +377,19 @@
       </w:r>
     </w:p>
     <w:p>
+      <w:pPr>
+        <w:spacing w:before="200" w:after="60"/>
+      </w:pPr>
+      <w:r>
+        <w:rPr>
+          <w:b/>
+          <w:color w:val="1A1C1D"/>
+          <w:sz w:val="32"/>
+        </w:rPr>
+        <w:t>Los controles gratuitos, en tres familias - diapositiva 6</w:t>
+      </w:r>
+    </w:p>
+    <w:p>
       <w:r>
         <w:rPr>
           <w:b w:val="0"/>
@@ -309,6 +400,19 @@
       </w:r>
     </w:p>
     <w:p>
+      <w:pPr>
+        <w:spacing w:before="200" w:after="60"/>
+      </w:pPr>
+      <w:r>
+        <w:rPr>
+          <w:b/>
+          <w:color w:val="1A1C1D"/>
+          <w:sz w:val="32"/>
+        </w:rPr>
+        <w:t>El entregable: cuatro columnas y la palabra evidencia - diapositiva 8</w:t>
+      </w:r>
+    </w:p>
+    <w:p>
       <w:r>
         <w:rPr>
           <w:b w:val="0"/>
@@ -316,6 +420,19 @@
           <w:sz w:val="22"/>
         </w:rPr>
         <w:t>El entregable exige cuatro columnas por fila: amenaza especifica del dominio, activo afectado, control y evidencia. La palabra que hay que defender es evidencia: un control es verificable cuando otra persona puede senalar un artefacto y decir si esta o no esta, sin discutir. «Usamos buenas practicas» no es evidencia; «la flecha cliente-balanceador esta etiquetada HTTPS» o «el workflow lee la clave desde los secretos del repositorio» si lo son. Tercera pregunta previsible: «cuantas amenazas hay que poner?». Cinco bien desarrolladas valen mas que veinte genericas copiadas de internet: se califica especificidad, no cantidad. La Clase 5 cerro con el Parcial 1 el bloque de arquitectura y esta clase abre el de operacion. Las fronteras de confianza que hoy se nombran en texto se dibujan como zonas publica, privada y de datos en la Clase 7; la politica de secretos se ejecuta en el pipeline de la Clase 8, donde la denegacion de servicio se vuelve una senal medible; y todo el bloque se evalua en el Parcial 2 de la Clase 9.</w:t>
+      </w:r>
+    </w:p>
+    <w:p>
+      <w:pPr>
+        <w:spacing w:before="200" w:after="60"/>
+      </w:pPr>
+      <w:r>
+        <w:rPr>
+          <w:b/>
+          <w:color w:val="1A1C1D"/>
+          <w:sz w:val="32"/>
+        </w:rPr>
+        <w:t>Cierre conceptual y error tipico del docente (de la diapositiva 5 a la diapositiva 8)</w:t>
       </w:r>
     </w:p>
     <w:p>

--- a/Arquitectura de Sistemas Computacionales/Kit docente/Clase 6/Guion Docente Clase 6 - Seguridad en la nube.docx
+++ b/Arquitectura de Sistemas Computacionales/Kit docente/Clase 6/Guion Docente Clase 6 - Seguridad en la nube.docx
@@ -762,7 +762,7 @@
           <w:color w:val="4A4A49"/>
           <w:sz w:val="22"/>
         </w:rPr>
-        <w:t>Cubre estos conceptos, en este orden, ~10 min cada uno (son los títulos de las diapositivas de teoría):</w:t>
+        <w:t>Cubre estos conceptos, en este orden, ~10 min cada uno, con su diapositiva:</w:t>
       </w:r>
     </w:p>
     <w:p>
@@ -771,11 +771,19 @@
       </w:pPr>
       <w:r>
         <w:rPr>
+          <w:b/>
+          <w:color w:val="4A4A49"/>
+          <w:sz w:val="22"/>
+        </w:rPr>
+        <w:t>Amenazas que sí importan al PI</w:t>
+      </w:r>
+      <w:r>
+        <w:rPr>
           <w:b w:val="0"/>
           <w:color w:val="4A4A49"/>
           <w:sz w:val="22"/>
         </w:rPr>
-        <w:t>Amenazas que sí importan al PI</w:t>
+        <w:t xml:space="preserve"> · [Slide 5]</w:t>
       </w:r>
     </w:p>
     <w:p>
@@ -784,11 +792,19 @@
       </w:pPr>
       <w:r>
         <w:rPr>
+          <w:b/>
+          <w:color w:val="4A4A49"/>
+          <w:sz w:val="22"/>
+        </w:rPr>
+        <w:t>Controles prácticos (gratis)</w:t>
+      </w:r>
+      <w:r>
+        <w:rPr>
           <w:b w:val="0"/>
           <w:color w:val="4A4A49"/>
           <w:sz w:val="22"/>
         </w:rPr>
-        <w:t>Controles prácticos (gratis)</w:t>
+        <w:t xml:space="preserve"> · [Slide 6]</w:t>
       </w:r>
     </w:p>
     <w:p>
@@ -797,11 +813,47 @@
       </w:pPr>
       <w:r>
         <w:rPr>
+          <w:b/>
+          <w:color w:val="4A4A49"/>
+          <w:sz w:val="22"/>
+        </w:rPr>
+        <w:t>Ejercicio guiado</w:t>
+      </w:r>
+      <w:r>
+        <w:rPr>
           <w:b w:val="0"/>
           <w:color w:val="4A4A49"/>
           <w:sz w:val="22"/>
         </w:rPr>
-        <w:t>Ejercicio guiado</w:t>
+        <w:t xml:space="preserve"> · [Slide 7]</w:t>
+      </w:r>
+    </w:p>
+    <w:p>
+      <w:r>
+        <w:rPr>
+          <w:b/>
+          <w:color w:val="4A4A49"/>
+          <w:sz w:val="22"/>
+        </w:rPr>
+        <w:t>Ninguna se salta</w:t>
+      </w:r>
+      <w:r>
+        <w:rPr>
+          <w:b w:val="0"/>
+          <w:color w:val="4A4A49"/>
+          <w:sz w:val="22"/>
+        </w:rPr>
+        <w:t>: cada una de esas diapositivas es el mecanismo con que se resuelve</w:t>
+      </w:r>
+    </w:p>
+    <w:p>
+      <w:r>
+        <w:rPr>
+          <w:b w:val="0"/>
+          <w:color w:val="4A4A49"/>
+          <w:sz w:val="22"/>
+        </w:rPr>
+        <w:t>al menos una pregunta de la actividad calificada de hoy.</w:t>
       </w:r>
     </w:p>
     <w:p>
@@ -854,7 +906,7 @@
           <w:color w:val="1A1C1D"/>
           <w:sz w:val="32"/>
         </w:rPr>
-        <w:t>40–55 · Demo en vivo ·</w:t>
+        <w:t>40–55 · Demo en vivo · [Slide 8]</w:t>
       </w:r>
     </w:p>
     <w:p>

--- a/Arquitectura de Sistemas Computacionales/Kit docente/Clase 6/Guion Docente Clase 6 - Seguridad en la nube.docx
+++ b/Arquitectura de Sistemas Computacionales/Kit docente/Clase 6/Guion Docente Clase 6 - Seguridad en la nube.docx
@@ -222,7 +222,7 @@
           <w:color w:val="4A4A49"/>
           <w:sz w:val="22"/>
         </w:rPr>
-        <w:t xml:space="preserve"> Excalidraw · Google Docs</w:t>
+        <w:t xml:space="preserve"> Google Docs para la tabla y la política · ExamLab para entregar</w:t>
       </w:r>
     </w:p>
     <w:p>
@@ -317,7 +317,99 @@
           <w:color w:val="1A1C1D"/>
           <w:sz w:val="32"/>
         </w:rPr>
-        <w:t>Primer ejemplo: autenticacion con token en CloudLite - diapositiva 7</w:t>
+        <w:t>Los controles gratuitos, en tres familias - diapositiva 6</w:t>
+      </w:r>
+    </w:p>
+    <w:p>
+      <w:r>
+        <w:rPr>
+          <w:b w:val="0"/>
+          <w:color w:val="4A4A49"/>
+          <w:sz w:val="22"/>
+        </w:rPr>
+        <w:t>Los controles que el estudiante puede citar sin pagar nada se ordenan en tres familias. Identidad: autenticacion con token y autorizacion por rol con minimo privilegio, que se abre aparte en la diapositiva 7 porque la rubrica lo califica por separado. Red: publicar solo el punto de entrada y dejar la base de datos sin acceso desde internet, que es el diagrama de la Clase 7. Aplicacion: validar toda entrada en el servidor y limitar la tasa de peticiones. Aparece la segunda pregunta previsible: «si ya valido en el formulario, para que validar otra vez en la API?». El cliente esta bajo control del atacante: cualquiera llama la API con curl y se salta el formulario, asi que la validacion del navegador es experiencia de usuario y la del servidor es seguridad. El limite de tasa, del orden de decenas o cientos de peticiones por minuto por identidad o por IP, mitiga la denegacion de servicio y los intentos de adivinar contrasenas; el numero exacto es decision de diseno, no estandar.</w:t>
+      </w:r>
+    </w:p>
+    <w:p>
+      <w:pPr>
+        <w:spacing w:before="200" w:after="60"/>
+      </w:pPr>
+      <w:r>
+        <w:rPr>
+          <w:b/>
+          <w:color w:val="1A1C1D"/>
+          <w:sz w:val="32"/>
+        </w:rPr>
+        <w:t>Menor privilegio: la resta que hay que poder nombrar - diapositiva 7</w:t>
+      </w:r>
+    </w:p>
+    <w:p>
+      <w:r>
+        <w:rPr>
+          <w:b w:val="0"/>
+          <w:color w:val="4A4A49"/>
+          <w:sz w:val="22"/>
+        </w:rPr>
+        <w:t>El menor privilegio vale 1.25 puntos de la pregunta 2 y se pierde casi siempre por la misma razon: el estudiante lo define bien y no lo aplica. La rubrica pide las dos mitades y las pesa igual, asi que hay que instalar la idea de que menor privilegio no es una definicion sino una RESTA: se nombra un componente concreto y se dice que deja de poder hacer al aplicarlo. Si la respuesta no tiene un verbo en negativo, no esta aplicado. El ejemplo que conviene proyectar es el de la diapositiva 7, resuelto sobre el diagrama de turnos que ya se uso en la Clase 4: la API de turnos no se conecta a la base como duena de la base, sino con un rol propio al que se le conceden exactamente las operaciones de lectura, insercion y actualizacion sobre sus tablas. Ese rol no puede borrar filas, no puede alterar la estructura y no puede leer ningun otro esquema de la misma instancia. La razon por la que esto importa, y es la frase que hay que decir en voz alta, es que el privilegio se hereda: si manana aparece una inyeccion de SQL en la API, el atacante trabaja con los permisos de ese rol y no con los del duenio de la base, de modo que puede hacer dano pero no puede borrar el rastro de haberlo hecho ni tumbar el esquema completo. Menor privilegio no evita el ataque, acota el dano; decirlo asi evita la objecion de «entonces igual me atacan». Conviene ademas dar la version de la que casi nadie se acuerda: el principio aplica a personas igual que a servicios, y en un proyecto de un semestre el caso mas cercano es que no todo integrante del equipo necesita permiso de administracion en el repositorio.</w:t>
+      </w:r>
+    </w:p>
+    <w:p>
+      <w:pPr>
+        <w:spacing w:before="200" w:after="60"/>
+      </w:pPr>
+      <w:r>
+        <w:rPr>
+          <w:b/>
+          <w:color w:val="1A1C1D"/>
+          <w:sz w:val="32"/>
+        </w:rPr>
+        <w:t>Gestion de secretos: el error mas repetido y el mas facil de verificar - diapositiva 8</w:t>
+      </w:r>
+    </w:p>
+    <w:p>
+      <w:r>
+        <w:rPr>
+          <w:b w:val="0"/>
+          <w:color w:val="4A4A49"/>
+          <w:sz w:val="22"/>
+        </w:rPr>
+        <w:t>La gestion de secretos es el error que mas se repite y el mas facil de verificar. Un secreto es cualquier valor que otorga acceso: contrasena de base de datos, llave de API, token de despliegue. Regla sin excepciones: no va en el codigo, ni en el Dockerfile, ni en el repositorio. Dos razones tecnicas hay que saber explicar. Una imagen de contenedor esta hecha de capas y cualquiera que la tenga puede extraer los archivos de cada capa: borrar el archivo en un paso posterior no lo elimina, solo lo oculta. Es exactamente lo que se proyecta en la diapositiva 11: el historial de la imagen lista la capa que fijo la llave, y el borrado posterior aparece como UNA CAPA MAS, no como una eliminacion. Y Git guarda historia: si la llave se subio en un commit y se borro en el siguiente, sigue en el repositorio y en cada clon, y un buscador automatizado la encuentra en minutos. Un secreto filtrado no se arregla borrandolo: se rota, es decir se genera uno nuevo y se invalida el anterior. Con herramientas gratis, el valor real vive en los secretos del repositorio y se inyecta como variable de entorno en ejecucion, versionando solo un archivo de ejemplo con los nombres de las variables. Esto se materializa en la Clase 8.</w:t>
+      </w:r>
+    </w:p>
+    <w:p>
+      <w:pPr>
+        <w:spacing w:before="200" w:after="60"/>
+      </w:pPr>
+      <w:r>
+        <w:rPr>
+          <w:b/>
+          <w:color w:val="1A1C1D"/>
+          <w:sz w:val="32"/>
+        </w:rPr>
+        <w:t>La politica en cuatro respuestas: quien rota, cada cuanto y que se hace ante una filtracion - diapositiva 8</w:t>
+      </w:r>
+    </w:p>
+    <w:p>
+      <w:r>
+        <w:rPr>
+          <w:b w:val="0"/>
+          <w:color w:val="4A4A49"/>
+          <w:sz w:val="22"/>
+        </w:rPr>
+        <w:t>La politica de secretos vale 7.5 puntos repartidos en cuatro respuestas de 1.5 mas el procedimiento ante filtracion, tambien de 1.5. Conviene recorrer la diapositiva 8 renglon por renglon, porque el estudiante que solo escucho «no los pongas en el Dockerfile» responde una de las cinco y pierde las otras cuatro. Donde viven: en los secretos del repositorio y en las variables de entorno del servicio en ejecucion; en local, en un archivo de entorno que esta en el .gitignore Y en el .dockerignore, del que se versiona solo una copia de ejemplo con los NOMBRES de las variables y ningun valor. Esa distincion entre el nombre de un secreto, que es publico, y su valor, que no lo es, es la senal de que el estudiante entendio el tema. Quien los rota: un responsable con rol, escrito en el README. «Se rotan automaticamente» no responde la pregunta, porque alguien tiene que responder por que la rotacion ocurra aunque la ejecucion sea automatica; si el proyecto es individual el responsable es el mismo estudiante como duenio del repositorio, y eso es una respuesta correcta. Con que frecuencia: un numero o un evento del calendario. En un proyecto de un semestre lo defendible es rotar al cierre de cada corte y en la entrega final, mas una rotacion inmediata si el secreto aparece donde no debia. «Periodicamente» no es una frecuencia. Que esta prohibido: el Dockerfile, el README, el YAML en claro, y tambien imprimir el secreto en el registro del pipeline «para verificar que llego», que es la forma mas comun de filtrar una clave y se hace con buena intencion; la alternativa es verificar la longitud del valor, no el valor. Y el cierre, que es el criterio que mas se falla: ante una filtracion el primer paso es ROTAR la credencial, no borrar el commit. El orden hay que justificarlo y no solo enunciarlo: el historial ya salio del equipo y esta en cada clon, asi que limpiar el repositorio no invalida la llave; lo unico que la invalida es generar una nueva. Limpiar el historial es el segundo paso, y sirve para que la llave vieja no quede a la vista, no para desactivarla.</w:t>
+      </w:r>
+    </w:p>
+    <w:p>
+      <w:pPr>
+        <w:spacing w:before="200" w:after="60"/>
+      </w:pPr>
+      <w:r>
+        <w:rPr>
+          <w:b/>
+          <w:color w:val="1A1C1D"/>
+          <w:sz w:val="32"/>
+        </w:rPr>
+        <w:t>Primer ejemplo: autenticacion con token en CloudLite - diapositiva 9</w:t>
       </w:r>
     </w:p>
     <w:p>
@@ -340,7 +432,7 @@
           <w:color w:val="1A1C1D"/>
           <w:sz w:val="32"/>
         </w:rPr>
-        <w:t>Segundo ejemplo: PII y las tres amenazas de identidad - diapositiva 8</w:t>
+        <w:t>Segundo ejemplo: PII y las tres amenazas de identidad - diapositiva 10</w:t>
       </w:r>
     </w:p>
     <w:p>
@@ -363,7 +455,7 @@
           <w:color w:val="1A1C1D"/>
           <w:sz w:val="32"/>
         </w:rPr>
-        <w:t>Gestion de secretos: el error mas repetido y el mas facil de verificar - diapositiva 6</w:t>
+        <w:t>El entregable: tres columnas, y la tercera es una caja o una flecha - diapositiva 10</w:t>
       </w:r>
     </w:p>
     <w:p>
@@ -373,7 +465,7 @@
           <w:color w:val="4A4A49"/>
           <w:sz w:val="22"/>
         </w:rPr>
-        <w:t>La gestion de secretos es el error que mas se repite y el mas facil de verificar. Un secreto es cualquier valor que otorga acceso: contrasena de base de datos, llave de API, token de despliegue. Regla sin excepciones: no va en el codigo, ni en el Dockerfile, ni en el repositorio. Dos razones tecnicas hay que saber explicar. Una imagen de contenedor esta hecha de capas y cualquiera que la tenga puede extraer los archivos de cada capa: borrar el archivo en un paso posterior no lo elimina, solo lo oculta. Y Git guarda historia: si la llave se subio en un commit y se borro en el siguiente, sigue en el repositorio y en cada clon, y un buscador automatizado la encuentra en minutos. Un secreto filtrado no se arregla borrandolo: se rota, es decir se genera uno nuevo y se invalida el anterior. Con herramientas gratis, el valor real vive en los secretos del repositorio y se inyecta como variable de entorno en ejecucion, versionando solo un archivo de ejemplo con los nombres de las variables. Esto se materializa en la Clase 8.</w:t>
+        <w:t>El entregable de la pregunta 2 exige TRES columnas por fila, y los nombres son los de la diapositiva 10: amenaza, control y «donde se ve (caja o flecha)». Conviene decirlo con esos nombres porque la tercera reparte 2.5 de los 8.75 puntos y es la que se responde mal: solo admite el nombre de una CAJA o de una FLECHA del C4 Containers o del Despliegue, escrito igual que en el diagrama. Un nombre de archivo no cuenta, aunque el archivo exista y aunque sea el archivo correcto: «.dockerignore» o «el contrato del endpoint» no son piezas del diagrama, y por eso no cierran la fila. La idea de fondo es que un control es verificable cuando otra persona puede senalar la pieza y decir si el control esta o no esta, sin discutir: «usamos buenas practicas» no se puede senalar; «la flecha App web -&gt; API de turnos lleva HTTPS y el identificador se toma del token» si. Tercera pregunta previsible: «cuantas amenazas hay que poner?». Cinco bien desarrolladas valen mas que veinte genericas copiadas de internet: se califica especificidad, no cantidad. La Clase 5 cerro con el Parcial 1 el bloque de arquitectura y esta clase abre el de operacion. Las fronteras de confianza que hoy se nombran en texto se dibujan como zonas publica, privada y de datos en la Clase 7; la politica de secretos se ejecuta en el pipeline de la Clase 8, donde la denegacion de servicio se vuelve una senal medible; y todo el bloque se evalua en el Parcial 2 de la Clase 9.</w:t>
       </w:r>
     </w:p>
     <w:p>
@@ -386,7 +478,7 @@
           <w:color w:val="1A1C1D"/>
           <w:sz w:val="32"/>
         </w:rPr>
-        <w:t>Los controles gratuitos, en tres familias - diapositiva 6</w:t>
+        <w:t>Preguntas frecuentes del grupo - diapositiva 5</w:t>
       </w:r>
     </w:p>
     <w:p>
@@ -396,7 +488,7 @@
           <w:color w:val="4A4A49"/>
           <w:sz w:val="22"/>
         </w:rPr>
-        <w:t>Los controles que el estudiante puede citar sin pagar nada se ordenan en tres familias. Identidad: autenticacion con token y autorizacion por rol con minimo privilegio, que es dar solo los permisos necesarios; el ejemplo es que la API de CloudLite use un usuario de base de datos que lee y escribe en sus tablas pero no borra tablas ni crea usuarios. Red: publicar solo el punto de entrada y dejar la base de datos sin acceso desde internet, que es el diagrama de la Clase 7. Aplicacion: validar toda entrada en el servidor y limitar la tasa de peticiones. Aparece la segunda pregunta previsible: «si ya valido en el formulario, para que validar otra vez en la API?». El cliente esta bajo control del atacante: cualquiera llama la API con curl y se salta el formulario, asi que la validacion del navegador es experiencia de usuario y la del servidor es seguridad. El limite de tasa, del orden de decenas o cientos de peticiones por minuto por identidad o por IP, mitiga la denegacion de servicio y los intentos de adivinar contrasenas; el numero exacto es decision de diseno, no estandar.</w:t>
+        <w:t>Estas aparecen todos los semestres, y las cuatro se responden con material que ya esta proyectado. «Si trabajo solo, quien rota los secretos?» El mismo estudiante, y es una respuesta valida: lo que se califica es que exista un responsable escrito, no que sea otra persona. La forma correcta es nombrar el rol, el duenio del repositorio, y dejarlo en el README para que la politica siga en pie cuando el proyecto pase a dos manos. «Cada cuanto es cada cuanto?» Hace falta un numero o un evento del calendario; en un semestre lo realista es atarlo al cierre de cada corte, mas una rotacion inmediata si el secreto aparece en un registro, en una captura de pantalla o en el chat del grupo. «Y si mi sistema no tiene base de datos propia, sobre que aplico menor privilegio?» Sobre cualquier componente que reciba permisos: la llave del servicio de correo que solo puede enviar y no leer la bandeja, el token de despliegue que alcanza un solo repositorio, o el permiso de administracion del repositorio que no necesita todo el equipo. «Puedo repetir una letra de STRIDE?» Si, y suele pasar con la fuga de informacion: dos amenazas de la misma letra son dos amenazas distintas si el camino y el control son distintos. Lo que se descuenta es la misma amenaza escrita dos veces con otras palabras.</w:t>
       </w:r>
     </w:p>
     <w:p>
@@ -409,7 +501,7 @@
           <w:color w:val="1A1C1D"/>
           <w:sz w:val="32"/>
         </w:rPr>
-        <w:t>El entregable: cuatro columnas y la palabra evidencia - diapositiva 8</w:t>
+        <w:t>Errores tipicos del docente que no domina el tema</w:t>
       </w:r>
     </w:p>
     <w:p>
@@ -419,30 +511,7 @@
           <w:color w:val="4A4A49"/>
           <w:sz w:val="22"/>
         </w:rPr>
-        <w:t>El entregable exige cuatro columnas por fila: amenaza especifica del dominio, activo afectado, control y evidencia. La palabra que hay que defender es evidencia: un control es verificable cuando otra persona puede senalar un artefacto y decir si esta o no esta, sin discutir. «Usamos buenas practicas» no es evidencia; «la flecha cliente-balanceador esta etiquetada HTTPS» o «el workflow lee la clave desde los secretos del repositorio» si lo son. Tercera pregunta previsible: «cuantas amenazas hay que poner?». Cinco bien desarrolladas valen mas que veinte genericas copiadas de internet: se califica especificidad, no cantidad. La Clase 5 cerro con el Parcial 1 el bloque de arquitectura y esta clase abre el de operacion. Las fronteras de confianza que hoy se nombran en texto se dibujan como zonas publica, privada y de datos en la Clase 7; la politica de secretos se ejecuta en el pipeline de la Clase 8, donde la denegacion de servicio se vuelve una senal medible; y todo el bloque se evalua en el Parcial 2 de la Clase 9.</w:t>
-      </w:r>
-    </w:p>
-    <w:p>
-      <w:pPr>
-        <w:spacing w:before="200" w:after="60"/>
-      </w:pPr>
-      <w:r>
-        <w:rPr>
-          <w:b/>
-          <w:color w:val="1A1C1D"/>
-          <w:sz w:val="32"/>
-        </w:rPr>
-        <w:t>Cierre conceptual y error tipico del docente (de la diapositiva 5 a la diapositiva 8)</w:t>
-      </w:r>
-    </w:p>
-    <w:p>
-      <w:r>
-        <w:rPr>
-          <w:b w:val="0"/>
-          <w:color w:val="4A4A49"/>
-          <w:sz w:val="22"/>
-        </w:rPr>
-        <w:t>Error tipico del docente que no domina el tema: convertir la clase en una diapositiva generica de buenas practicas («usen contrasenas fuertes, actualicen sus sistemas») en lugar de recorrer amenaza, activo, control y evidencia sobre el dominio real de cada estudiante. La consecuencia aguas abajo es inmediata: la seccion de seguridad queda como relleno intercambiable entre proyectos y, en la sustentacion de la Clase 15, el estudiante no puede senalar en su propio diagrama donde vive un solo control porque nunca los ubico. El segundo tropiezo es aceptar controles no verificables, del tipo «ciframos todo» o «tenemos un firewall», sin preguntar que dato, en que momento y donde se ve. Si eso pasa hoy, el diagrama de la Clase 7 nace sin distinguir zona publica de privada, el pipeline de la Clase 8 termina con la contrasena de la base de datos escrita en el YAML, y el estudiante llega al Parcial 2 repitiendo definiciones de memoria sin poder aplicarlas a un caso.</w:t>
+        <w:t>Error tipico del docente que no domina el tema: convertir la clase en una diapositiva generica de buenas practicas («usen contrasenas fuertes, actualicen sus sistemas») en lugar de recorrer amenaza, control y donde se ve sobre el dominio real de cada estudiante. La consecuencia aguas abajo es inmediata: la seccion de seguridad queda como relleno intercambiable entre proyectos y, en la sustentacion de la Clase 15, el estudiante no puede senalar en su propio diagrama donde vive un solo control porque nunca los ubico. El segundo tropiezo es aceptar controles no verificables, del tipo «ciframos todo» o «tenemos un firewall», sin preguntar que dato, en que momento y donde se ve. Si eso pasa hoy, el diagrama de la Clase 7 nace sin distinguir zona publica de privada, el pipeline de la Clase 8 termina con la contrasena de la base de datos escrita en el YAML, y el estudiante llega al Parcial 2 repitiendo definiciones de memoria sin poder aplicarlas a un caso. El tercero es mas silencioso y cuesta 4.5 puntos: dar la politica de secretos por explicada cuando solo se dijo donde viven. La pregunta 3 califica cuatro respuestas y un procedimiento, asi que hay que proyectar la diapositiva 8 completa y decir en voz alta quien rota, cada cuanto, que esta prohibido y cual es el primer paso ante una filtracion. Si el docente no dice «primero se rota, despues se limpia», la mitad del grupo entrega «borro el commit» y pierde ese punto y medio.</w:t>
       </w:r>
     </w:p>
     <w:p>
@@ -470,6 +539,7 @@
       <w:r>
         <w:rPr>
           <w:rFonts w:ascii="Consolas" w:hAnsi="Consolas"/>
+          <w:b w:val="0"/>
           <w:color w:val="111111"/>
           <w:sz w:val="21"/>
         </w:rPr>
@@ -582,6 +652,32 @@
           <w:color w:val="4A4A49"/>
           <w:sz w:val="22"/>
         </w:rPr>
+        <w:t>Menor privilegio: qué deja de poder hacer</w:t>
+      </w:r>
+    </w:p>
+    <w:p>
+      <w:pPr>
+        <w:pStyle w:val="ListNumber"/>
+      </w:pPr>
+      <w:r>
+        <w:rPr>
+          <w:b w:val="0"/>
+          <w:color w:val="4A4A49"/>
+          <w:sz w:val="22"/>
+        </w:rPr>
+        <w:t>Política de secretos: las cuatro preguntas</w:t>
+      </w:r>
+    </w:p>
+    <w:p>
+      <w:pPr>
+        <w:pStyle w:val="ListNumber"/>
+      </w:pPr>
+      <w:r>
+        <w:rPr>
+          <w:b w:val="0"/>
+          <w:color w:val="4A4A49"/>
+          <w:sz w:val="22"/>
+        </w:rPr>
         <w:t>Ejercicio guiado</w:t>
       </w:r>
     </w:p>
@@ -595,7 +691,20 @@
           <w:color w:val="4A4A49"/>
           <w:sz w:val="22"/>
         </w:rPr>
-        <w:t>Amenaza -&gt; control -&gt; evidencia (una fila por amenaza)</w:t>
+        <w:t>La tabla que se califica: una fila por amenaza</w:t>
+      </w:r>
+    </w:p>
+    <w:p>
+      <w:pPr>
+        <w:pStyle w:val="ListNumber"/>
+      </w:pPr>
+      <w:r>
+        <w:rPr>
+          <w:b w:val="0"/>
+          <w:color w:val="4A4A49"/>
+          <w:sz w:val="22"/>
+        </w:rPr>
+        <w:t>El secreto en la imagen: por qué borrarlo no sirve</w:t>
       </w:r>
     </w:p>
     <w:p>
@@ -762,7 +871,7 @@
           <w:color w:val="4A4A49"/>
           <w:sz w:val="22"/>
         </w:rPr>
-        <w:t>Cubre estos conceptos, en este orden, ~10 min cada uno, con su diapositiva:</w:t>
+        <w:t>Cubre estos conceptos, en este orden, ~5 min cada uno, con su diapositiva:</w:t>
       </w:r>
     </w:p>
     <w:p>
@@ -817,6 +926,48 @@
           <w:color w:val="4A4A49"/>
           <w:sz w:val="22"/>
         </w:rPr>
+        <w:t>Menor privilegio: qué deja de poder hacer</w:t>
+      </w:r>
+      <w:r>
+        <w:rPr>
+          <w:b w:val="0"/>
+          <w:color w:val="4A4A49"/>
+          <w:sz w:val="22"/>
+        </w:rPr>
+        <w:t xml:space="preserve"> · [Slide 7]</w:t>
+      </w:r>
+    </w:p>
+    <w:p>
+      <w:pPr>
+        <w:pStyle w:val="ListBullet"/>
+      </w:pPr>
+      <w:r>
+        <w:rPr>
+          <w:b/>
+          <w:color w:val="4A4A49"/>
+          <w:sz w:val="22"/>
+        </w:rPr>
+        <w:t>Política de secretos: las cuatro preguntas</w:t>
+      </w:r>
+      <w:r>
+        <w:rPr>
+          <w:b w:val="0"/>
+          <w:color w:val="4A4A49"/>
+          <w:sz w:val="22"/>
+        </w:rPr>
+        <w:t xml:space="preserve"> · [Slide 8]</w:t>
+      </w:r>
+    </w:p>
+    <w:p>
+      <w:pPr>
+        <w:pStyle w:val="ListBullet"/>
+      </w:pPr>
+      <w:r>
+        <w:rPr>
+          <w:b/>
+          <w:color w:val="4A4A49"/>
+          <w:sz w:val="22"/>
+        </w:rPr>
         <w:t>Ejercicio guiado</w:t>
       </w:r>
       <w:r>
@@ -825,7 +976,28 @@
           <w:color w:val="4A4A49"/>
           <w:sz w:val="22"/>
         </w:rPr>
-        <w:t xml:space="preserve"> · [Slide 7]</w:t>
+        <w:t xml:space="preserve"> · [Slide 9]</w:t>
+      </w:r>
+    </w:p>
+    <w:p>
+      <w:pPr>
+        <w:pStyle w:val="ListBullet"/>
+      </w:pPr>
+      <w:r>
+        <w:rPr>
+          <w:b/>
+          <w:color w:val="4A4A49"/>
+          <w:sz w:val="22"/>
+        </w:rPr>
+        <w:t>La tabla que se califica: una fila por amenaza</w:t>
+      </w:r>
+      <w:r>
+        <w:rPr>
+          <w:b w:val="0"/>
+          <w:color w:val="4A4A49"/>
+          <w:sz w:val="22"/>
+        </w:rPr>
+        <w:t xml:space="preserve"> · [Slide 10]</w:t>
       </w:r>
     </w:p>
     <w:p>
@@ -906,7 +1078,7 @@
           <w:color w:val="1A1C1D"/>
           <w:sz w:val="32"/>
         </w:rPr>
-        <w:t>40–55 · Demo en vivo · [Slide 8]</w:t>
+        <w:t>40–55 · Demo en vivo · [Slide 11]</w:t>
       </w:r>
     </w:p>
     <w:p>
@@ -924,7 +1096,7 @@
           <w:color w:val="4A4A49"/>
           <w:sz w:val="22"/>
         </w:rPr>
-        <w:t>Excalidraw · Google Docs</w:t>
+        <w:t>Google Docs para la tabla y la política · ExamLab para entregar</w:t>
       </w:r>
       <w:r>
         <w:rPr>
@@ -963,7 +1135,7 @@
           <w:color w:val="4A4A49"/>
           <w:sz w:val="22"/>
         </w:rPr>
-        <w:t>Escriba en el tablero: «Tampering: alguien cambia el precio de un item via la API sin permiso».</w:t>
+        <w:t>Escriba en el tablero, con las dos partes que exige la rubrica: «Tampering: un cliente mueve la franja de un turno ajeno porque la API no revisa de quien es el turno».</w:t>
       </w:r>
     </w:p>
     <w:p>
@@ -976,7 +1148,7 @@
           <w:color w:val="4A4A49"/>
           <w:sz w:val="22"/>
         </w:rPr>
-        <w:t>Pregunte al grupo cual seria el control; guie hasta «autenticacion + validacion de rol antes de aceptar el cambio».</w:t>
+        <w:t>Pregunte al grupo cual seria el control; guie hasta «validar el rol y la propiedad del turno antes de aceptar el cambio».</w:t>
       </w:r>
     </w:p>
     <w:p>
@@ -989,7 +1161,7 @@
           <w:color w:val="4A4A49"/>
           <w:sz w:val="22"/>
         </w:rPr>
-        <w:t>Agregue la columna Evidencia: «en que archivo o diagrama se ve ese control» — sin evidencia, el control no cuenta.</w:t>
+        <w:t>Agregue la tercera columna preguntando «sobre que CAJA o sobre que FLECHA del C4 Containers cae ese control». Aqui la respuesta es la caja «API de turnos». Un nombre de archivo no vale: si no se puede senalar en el diagrama, el control todavia es una intencion.</w:t>
       </w:r>
     </w:p>
     <w:p>
@@ -1002,7 +1174,54 @@
           <w:color w:val="4A4A49"/>
           <w:sz w:val="22"/>
         </w:rPr>
-        <w:t>Demo de 1 minuto del anti-patron: muestre un Dockerfile con una API key escrita en texto plano y explique que queda en el historial de la imagen para siempre.</w:t>
+        <w:t>Repita con una segunda fila cuyo control caiga en una FLECHA, para que se vea que las dos formas cuentan: «un cliente reserva a nombre de otro» -&gt; «el id se toma del token» -&gt; flecha «App web -&gt; API de turnos».</w:t>
+      </w:r>
+    </w:p>
+    <w:p>
+      <w:pPr>
+        <w:pStyle w:val="ListNumber"/>
+      </w:pPr>
+      <w:r>
+        <w:rPr>
+          <w:b w:val="0"/>
+          <w:color w:val="4A4A49"/>
+          <w:sz w:val="22"/>
+        </w:rPr>
+        <w:t xml:space="preserve">Demo de 1 minuto del anti-patron, con la diapositiva del historial de capas proyectada: un Dockerfile con la llave en texto plano, el </w:t>
+      </w:r>
+      <w:r>
+        <w:rPr>
+          <w:rFonts w:ascii="Consolas" w:hAnsi="Consolas"/>
+          <w:b w:val="0"/>
+          <w:color w:val="111111"/>
+          <w:sz w:val="21"/>
+        </w:rPr>
+        <w:t>docker history</w:t>
+      </w:r>
+      <w:r>
+        <w:rPr>
+          <w:b w:val="0"/>
+          <w:color w:val="4A4A49"/>
+          <w:sz w:val="22"/>
+        </w:rPr>
+        <w:t xml:space="preserve"> que la lee, y el </w:t>
+      </w:r>
+      <w:r>
+        <w:rPr>
+          <w:rFonts w:ascii="Consolas" w:hAnsi="Consolas"/>
+          <w:b w:val="0"/>
+          <w:color w:val="111111"/>
+          <w:sz w:val="21"/>
+        </w:rPr>
+        <w:t>rm</w:t>
+      </w:r>
+      <w:r>
+        <w:rPr>
+          <w:b w:val="0"/>
+          <w:color w:val="4A4A49"/>
+          <w:sz w:val="22"/>
+        </w:rPr>
+        <w:t xml:space="preserve"> posterior que no la borra sino que la tapa.</w:t>
       </w:r>
     </w:p>
     <w:p>
@@ -1017,6 +1236,7 @@
       <w:r>
         <w:rPr>
           <w:rFonts w:ascii="Consolas" w:hAnsi="Consolas"/>
+          <w:b w:val="0"/>
           <w:color w:val="111111"/>
           <w:sz w:val="21"/>
         </w:rPr>
@@ -1104,7 +1324,7 @@
           <w:color w:val="1A1C1D"/>
           <w:sz w:val="32"/>
         </w:rPr>
-        <w:t>55–100 · Taller guiado PI (individual · equipos de 2–3 solo si tú los autorizaste) · [Slide 10]</w:t>
+        <w:t>55–100 · Taller guiado PI (individual · equipos de 2–3 solo si tú los autorizaste) · [Slide 13]</w:t>
       </w:r>
     </w:p>
     <w:p>
@@ -1182,6 +1402,7 @@
       <w:r>
         <w:rPr>
           <w:rFonts w:ascii="Consolas" w:hAnsi="Consolas"/>
+          <w:b w:val="0"/>
           <w:color w:val="111111"/>
           <w:sz w:val="21"/>
         </w:rPr>
@@ -1244,7 +1465,7 @@
           <w:color w:val="1A1C1D"/>
           <w:sz w:val="32"/>
         </w:rPr>
-        <w:t>115–120 · Cierre · [Slide 12]</w:t>
+        <w:t>115–120 · Cierre · [Slide 15]</w:t>
       </w:r>
     </w:p>
     <w:p>
@@ -1417,7 +1638,7 @@
           <w:color w:val="4A4A49"/>
           <w:sz w:val="22"/>
         </w:rPr>
-        <w:t>Entregar una lista generica de buenas practicas en vez de amenaza -&gt; control -&gt; evidencia. Devuelva la tabla si no tiene las 3 columnas.</w:t>
+        <w:t>Entregar una lista generica de buenas practicas en vez de amenaza -&gt; control -&gt; donde se ve. Devuelva la tabla si no tiene las 3 columnas con esos nombres.</w:t>
       </w:r>
     </w:p>
     <w:p>
@@ -1443,7 +1664,59 @@
           <w:color w:val="4A4A49"/>
           <w:sz w:val="22"/>
         </w:rPr>
-        <w:t>Cubrir las 6 categorias STRIDE de forma superficial en vez de 3 bien argumentadas para su dominio.</w:t>
+        <w:t>Cubrir las 6 categorias STRIDE de forma superficial en vez de las CINCO amenazas bien argumentadas que pide el enunciado. Dos amenazas de la misma letra son validas si el camino y el control son distintos.</w:t>
+      </w:r>
+    </w:p>
+    <w:p>
+      <w:pPr>
+        <w:pStyle w:val="ListBullet"/>
+      </w:pPr>
+      <w:r>
+        <w:rPr>
+          <w:b w:val="0"/>
+          <w:color w:val="4A4A49"/>
+          <w:sz w:val="22"/>
+        </w:rPr>
+        <w:t>Amenazas sin sujeto ni camino: «podrian hackear la base de datos». Valen la mitad. La prueba rapida es preguntar si esa frase se podria copiar en el trabajo de otro estudiante sin cambiar nada.</w:t>
+      </w:r>
+    </w:p>
+    <w:p>
+      <w:pPr>
+        <w:pStyle w:val="ListBullet"/>
+      </w:pPr>
+      <w:r>
+        <w:rPr>
+          <w:b w:val="0"/>
+          <w:color w:val="4A4A49"/>
+          <w:sz w:val="22"/>
+        </w:rPr>
+        <w:t>Poner un nombre de archivo en la tercera columna («.dockerignore», «el contrato del endpoint»). No suma: son 2.5 pts que se reparten por senalar una caja o una flecha del diagrama.</w:t>
+      </w:r>
+    </w:p>
+    <w:p>
+      <w:pPr>
+        <w:pStyle w:val="ListBullet"/>
+      </w:pPr>
+      <w:r>
+        <w:rPr>
+          <w:b w:val="0"/>
+          <w:color w:val="4A4A49"/>
+          <w:sz w:val="22"/>
+        </w:rPr>
+        <w:t>Menor privilegio recitado y no aplicado. Pida las dos frases: sobre que componente, y que deja de poder hacer al aplicarlo.</w:t>
+      </w:r>
+    </w:p>
+    <w:p>
+      <w:pPr>
+        <w:pStyle w:val="ListBullet"/>
+      </w:pPr>
+      <w:r>
+        <w:rPr>
+          <w:b w:val="0"/>
+          <w:color w:val="4A4A49"/>
+          <w:sz w:val="22"/>
+        </w:rPr>
+        <w:t>Politica de secretos sin responsable ni frecuencia («deberian rotarse periodicamente»). Son 3 de los 7.5 pts de la pregunta 3, y se pierden por escribir en tercera persona.</w:t>
       </w:r>
     </w:p>
     <w:p>
@@ -1505,7 +1778,46 @@
           <w:color w:val="4A4A49"/>
           <w:sz w:val="22"/>
         </w:rPr>
-        <w:t>Que evidencia demuestra que su control existe de verdad?</w:t>
+        <w:t>Sobre que caja o sobre que flecha de SU diagrama cae uno de sus controles? Digalo con el nombre que tiene alli.</w:t>
+      </w:r>
+    </w:p>
+    <w:p>
+      <w:pPr>
+        <w:pStyle w:val="ListNumber"/>
+      </w:pPr>
+      <w:r>
+        <w:rPr>
+          <w:b w:val="0"/>
+          <w:color w:val="4A4A49"/>
+          <w:sz w:val="22"/>
+        </w:rPr>
+        <w:t>Quien rota los secretos de su repositorio y cada cuanto? Un rol y un evento del calendario, no «periodicamente».</w:t>
+      </w:r>
+    </w:p>
+    <w:p>
+      <w:pPr>
+        <w:pStyle w:val="ListNumber"/>
+      </w:pPr>
+      <w:r>
+        <w:rPr>
+          <w:b w:val="0"/>
+          <w:color w:val="4A4A49"/>
+          <w:sz w:val="22"/>
+        </w:rPr>
+        <w:t>Si manana se filtra su cadena de conexion, cual es el PRIMER paso y por que no es borrar el commit?</w:t>
+      </w:r>
+    </w:p>
+    <w:p>
+      <w:pPr>
+        <w:pStyle w:val="ListNumber"/>
+      </w:pPr>
+      <w:r>
+        <w:rPr>
+          <w:b w:val="0"/>
+          <w:color w:val="4A4A49"/>
+          <w:sz w:val="22"/>
+        </w:rPr>
+        <w:t>Sobre que componente aplican menor privilegio, y que deja de poder hacer ese componente al aplicarlo?</w:t>
       </w:r>
     </w:p>
     <w:p>
@@ -1525,6 +1837,7 @@
       <w:r>
         <w:rPr>
           <w:rFonts w:ascii="Consolas" w:hAnsi="Consolas"/>
+          <w:b w:val="0"/>
           <w:color w:val="111111"/>
           <w:sz w:val="21"/>
         </w:rPr>
@@ -1582,6 +1895,7 @@
       <w:r>
         <w:rPr>
           <w:rFonts w:ascii="Consolas" w:hAnsi="Consolas"/>
+          <w:b w:val="0"/>
           <w:color w:val="111111"/>
           <w:sz w:val="21"/>
         </w:rPr>
@@ -1608,6 +1922,7 @@
       <w:r>
         <w:rPr>
           <w:rFonts w:ascii="Consolas" w:hAnsi="Consolas"/>
+          <w:b w:val="0"/>
           <w:color w:val="111111"/>
           <w:sz w:val="21"/>
         </w:rPr>
@@ -1675,7 +1990,7 @@
           <w:color w:val="4A4A49"/>
           <w:sz w:val="18"/>
         </w:rPr>
-        <w:t>1) Abre Excalidraw · Google Docs y repite la demo de este guion.  2) Captura solo la ventana útil, no el escritorio completo.  3) Recorta a ~1200 px de ancho.  4) Guárdala como Kit docente/Clase 6/Capturas/demo-clase06.png.  5) Vuelve a generar el guion y la imagen queda embebida aquí sola. Detalle en Capturas/README.txt.</w:t>
+        <w:t>1) Abre Google Docs para la tabla y la política · ExamLab para entregar y repite la demo de este guion.  2) Captura solo la ventana útil, no el escritorio completo.  3) Recorta a ~1200 px de ancho.  4) Guárdala como Kit docente/Clase 6/Capturas/demo-clase06.png.  5) Vuelve a generar el guion y la imagen queda embebida aquí sola. Detalle en Capturas/README.txt.</w:t>
       </w:r>
     </w:p>
     <w:p>

--- a/Arquitectura de Sistemas Computacionales/Kit docente/Clase 6/Guion Docente Clase 6 - Seguridad en la nube.docx
+++ b/Arquitectura de Sistemas Computacionales/Kit docente/Clase 6/Guion Docente Clase 6 - Seguridad en la nube.docx
@@ -248,7 +248,7 @@
           <w:color w:val="1A1C1D"/>
           <w:sz w:val="32"/>
         </w:rPr>
-        <w:t>Seguridad como propiedad del diseno: la triada CIA - diapositiva 4</w:t>
+        <w:t>Seguridad como propiedad del diseno: la triada CIA - diapositiva 12</w:t>
       </w:r>
     </w:p>
     <w:p>
@@ -271,7 +271,7 @@
           <w:color w:val="1A1C1D"/>
           <w:sz w:val="32"/>
         </w:rPr>
-        <w:t>Modelar amenazas: las cuatro preguntas y el vocabulario - diapositiva 5</w:t>
+        <w:t>Modelar amenazas: las cuatro preguntas y el vocabulario - diapositiva 4</w:t>
       </w:r>
     </w:p>
     <w:p>
@@ -294,7 +294,7 @@
           <w:color w:val="1A1C1D"/>
           <w:sz w:val="32"/>
         </w:rPr>
-        <w:t>STRIDE: seis categorias, cada una niega una propiedad - diapositiva 5</w:t>
+        <w:t>STRIDE: seis categorias, cada una niega una propiedad - diapositiva 4</w:t>
       </w:r>
     </w:p>
     <w:p>
@@ -317,7 +317,7 @@
           <w:color w:val="1A1C1D"/>
           <w:sz w:val="32"/>
         </w:rPr>
-        <w:t>Los controles gratuitos, en tres familias - diapositiva 6</w:t>
+        <w:t>Los controles gratuitos, en tres familias - diapositiva 5</w:t>
       </w:r>
     </w:p>
     <w:p>
@@ -327,7 +327,7 @@
           <w:color w:val="4A4A49"/>
           <w:sz w:val="22"/>
         </w:rPr>
-        <w:t>Los controles que el estudiante puede citar sin pagar nada se ordenan en tres familias. Identidad: autenticacion con token y autorizacion por rol con minimo privilegio, que se abre aparte en la diapositiva 7 porque la rubrica lo califica por separado. Red: publicar solo el punto de entrada y dejar la base de datos sin acceso desde internet, que es el diagrama de la Clase 7. Aplicacion: validar toda entrada en el servidor y limitar la tasa de peticiones. Aparece la segunda pregunta previsible: «si ya valido en el formulario, para que validar otra vez en la API?». El cliente esta bajo control del atacante: cualquiera llama la API con curl y se salta el formulario, asi que la validacion del navegador es experiencia de usuario y la del servidor es seguridad. El limite de tasa, del orden de decenas o cientos de peticiones por minuto por identidad o por IP, mitiga la denegacion de servicio y los intentos de adivinar contrasenas; el numero exacto es decision de diseno, no estandar.</w:t>
+        <w:t>Los controles que el estudiante puede citar sin pagar nada se ordenan en tres familias. Identidad: autenticacion con token y autorizacion por rol con minimo privilegio, que se abre aparte en la diapositiva 6 porque la rubrica lo califica por separado. Red: publicar solo el punto de entrada y dejar la base de datos sin acceso desde internet, que es el diagrama de la Clase 7. Aplicacion: validar toda entrada en el servidor y limitar la tasa de peticiones. Aparece la segunda pregunta previsible: «si ya valido en el formulario, para que validar otra vez en la API?». El cliente esta bajo control del atacante: cualquiera llama la API con curl y se salta el formulario, asi que la validacion del navegador es experiencia de usuario y la del servidor es seguridad. El limite de tasa, del orden de decenas o cientos de peticiones por minuto por identidad o por IP, mitiga la denegacion de servicio y los intentos de adivinar contrasenas; el numero exacto es decision de diseno, no estandar.</w:t>
       </w:r>
     </w:p>
     <w:p>
@@ -340,7 +340,7 @@
           <w:color w:val="1A1C1D"/>
           <w:sz w:val="32"/>
         </w:rPr>
-        <w:t>Menor privilegio: la resta que hay que poder nombrar - diapositiva 7</w:t>
+        <w:t>Menor privilegio: la resta que hay que poder nombrar - diapositiva 6</w:t>
       </w:r>
     </w:p>
     <w:p>
@@ -350,7 +350,7 @@
           <w:color w:val="4A4A49"/>
           <w:sz w:val="22"/>
         </w:rPr>
-        <w:t>El menor privilegio vale 1.25 puntos de la pregunta 2 y se pierde casi siempre por la misma razon: el estudiante lo define bien y no lo aplica. La rubrica pide las dos mitades y las pesa igual, asi que hay que instalar la idea de que menor privilegio no es una definicion sino una RESTA: se nombra un componente concreto y se dice que deja de poder hacer al aplicarlo. Si la respuesta no tiene un verbo en negativo, no esta aplicado. El ejemplo que conviene proyectar es el de la diapositiva 7, resuelto sobre el diagrama de turnos que ya se uso en la Clase 4: la API de turnos no se conecta a la base como duena de la base, sino con un rol propio al que se le conceden exactamente las operaciones de lectura, insercion y actualizacion sobre sus tablas. Ese rol no puede borrar filas, no puede alterar la estructura y no puede leer ningun otro esquema de la misma instancia. La razon por la que esto importa, y es la frase que hay que decir en voz alta, es que el privilegio se hereda: si manana aparece una inyeccion de SQL en la API, el atacante trabaja con los permisos de ese rol y no con los del duenio de la base, de modo que puede hacer dano pero no puede borrar el rastro de haberlo hecho ni tumbar el esquema completo. Menor privilegio no evita el ataque, acota el dano; decirlo asi evita la objecion de «entonces igual me atacan». Conviene ademas dar la version de la que casi nadie se acuerda: el principio aplica a personas igual que a servicios, y en un proyecto de un semestre el caso mas cercano es que no todo integrante del equipo necesita permiso de administracion en el repositorio.</w:t>
+        <w:t>El menor privilegio vale 1.25 puntos de la pregunta 2 y se pierde casi siempre por la misma razon: el estudiante lo define bien y no lo aplica. La rubrica pide las dos mitades y las pesa igual, asi que hay que instalar la idea de que menor privilegio no es una definicion sino una RESTA: se nombra un componente concreto y se dice que deja de poder hacer al aplicarlo. Si la respuesta no tiene un verbo en negativo, no esta aplicado. El ejemplo que conviene proyectar es el de la diapositiva 6, resuelto sobre el diagrama de turnos que ya se uso en la Clase 4: la API de turnos no se conecta a la base como duena de la base, sino con un rol propio al que se le conceden exactamente las operaciones de lectura, insercion y actualizacion sobre sus tablas. Ese rol no puede borrar filas, no puede alterar la estructura y no puede leer ningun otro esquema de la misma instancia. La razon por la que esto importa, y es la frase que hay que decir en voz alta, es que el privilegio se hereda: si manana aparece una inyeccion de SQL en la API, el atacante trabaja con los permisos de ese rol y no con los del duenio de la base, de modo que puede hacer dano pero no puede borrar el rastro de haberlo hecho ni tumbar el esquema completo. Menor privilegio no evita el ataque, acota el dano; decirlo asi evita la objecion de «entonces igual me atacan». Conviene ademas dar la version de la que casi nadie se acuerda: el principio aplica a personas igual que a servicios, y en un proyecto de un semestre el caso mas cercano es que no todo integrante del equipo necesita permiso de administracion en el repositorio.</w:t>
       </w:r>
     </w:p>
     <w:p>
@@ -363,7 +363,7 @@
           <w:color w:val="1A1C1D"/>
           <w:sz w:val="32"/>
         </w:rPr>
-        <w:t>Gestion de secretos: el error mas repetido y el mas facil de verificar - diapositiva 8</w:t>
+        <w:t>Gestion de secretos: el error mas repetido y el mas facil de verificar - diapositiva 7</w:t>
       </w:r>
     </w:p>
     <w:p>
@@ -373,7 +373,7 @@
           <w:color w:val="4A4A49"/>
           <w:sz w:val="22"/>
         </w:rPr>
-        <w:t>La gestion de secretos es el error que mas se repite y el mas facil de verificar. Un secreto es cualquier valor que otorga acceso: contrasena de base de datos, llave de API, token de despliegue. Regla sin excepciones: no va en el codigo, ni en el Dockerfile, ni en el repositorio. Dos razones tecnicas hay que saber explicar. Una imagen de contenedor esta hecha de capas y cualquiera que la tenga puede extraer los archivos de cada capa: borrar el archivo en un paso posterior no lo elimina, solo lo oculta. Es exactamente lo que se proyecta en la diapositiva 11: el historial de la imagen lista la capa que fijo la llave, y el borrado posterior aparece como UNA CAPA MAS, no como una eliminacion. Y Git guarda historia: si la llave se subio en un commit y se borro en el siguiente, sigue en el repositorio y en cada clon, y un buscador automatizado la encuentra en minutos. Un secreto filtrado no se arregla borrandolo: se rota, es decir se genera uno nuevo y se invalida el anterior. Con herramientas gratis, el valor real vive en los secretos del repositorio y se inyecta como variable de entorno en ejecucion, versionando solo un archivo de ejemplo con los nombres de las variables. Esto se materializa en la Clase 8.</w:t>
+        <w:t>La gestion de secretos es el error que mas se repite y el mas facil de verificar. Un secreto es cualquier valor que otorga acceso: contrasena de base de datos, llave de API, token de despliegue. Regla sin excepciones: no va en el codigo, ni en el Dockerfile, ni en el repositorio. Dos razones tecnicas hay que saber explicar. Una imagen de contenedor esta hecha de capas y cualquiera que la tenga puede extraer los archivos de cada capa: borrar el archivo en un paso posterior no lo elimina, solo lo oculta. Es exactamente lo que se proyecta en la diapositiva 10: el historial de la imagen lista la capa que fijo la llave, y el borrado posterior aparece como UNA CAPA MAS, no como una eliminacion. Y Git guarda historia: si la llave se subio en un commit y se borro en el siguiente, sigue en el repositorio y en cada clon, y un buscador automatizado la encuentra en minutos. Un secreto filtrado no se arregla borrandolo: se rota, es decir se genera uno nuevo y se invalida el anterior. Con herramientas gratis, el valor real vive en los secretos del repositorio y se inyecta como variable de entorno en ejecucion, versionando solo un archivo de ejemplo con los nombres de las variables. Esto se materializa en la Clase 8.</w:t>
       </w:r>
     </w:p>
     <w:p>
@@ -386,7 +386,7 @@
           <w:color w:val="1A1C1D"/>
           <w:sz w:val="32"/>
         </w:rPr>
-        <w:t>La politica en cuatro respuestas: quien rota, cada cuanto y que se hace ante una filtracion - diapositiva 8</w:t>
+        <w:t>La politica en cuatro respuestas: quien rota, cada cuanto y que se hace ante una filtracion - diapositiva 7</w:t>
       </w:r>
     </w:p>
     <w:p>
@@ -396,7 +396,7 @@
           <w:color w:val="4A4A49"/>
           <w:sz w:val="22"/>
         </w:rPr>
-        <w:t>La politica de secretos vale 7.5 puntos repartidos en cuatro respuestas de 1.5 mas el procedimiento ante filtracion, tambien de 1.5. Conviene recorrer la diapositiva 8 renglon por renglon, porque el estudiante que solo escucho «no los pongas en el Dockerfile» responde una de las cinco y pierde las otras cuatro. Donde viven: en los secretos del repositorio y en las variables de entorno del servicio en ejecucion; en local, en un archivo de entorno que esta en el .gitignore Y en el .dockerignore, del que se versiona solo una copia de ejemplo con los NOMBRES de las variables y ningun valor. Esa distincion entre el nombre de un secreto, que es publico, y su valor, que no lo es, es la senal de que el estudiante entendio el tema. Quien los rota: un responsable con rol, escrito en el README. «Se rotan automaticamente» no responde la pregunta, porque alguien tiene que responder por que la rotacion ocurra aunque la ejecucion sea automatica; si el proyecto es individual el responsable es el mismo estudiante como duenio del repositorio, y eso es una respuesta correcta. Con que frecuencia: un numero o un evento del calendario. En un proyecto de un semestre lo defendible es rotar al cierre de cada corte y en la entrega final, mas una rotacion inmediata si el secreto aparece donde no debia. «Periodicamente» no es una frecuencia. Que esta prohibido: el Dockerfile, el README, el YAML en claro, y tambien imprimir el secreto en el registro del pipeline «para verificar que llego», que es la forma mas comun de filtrar una clave y se hace con buena intencion; la alternativa es verificar la longitud del valor, no el valor. Y el cierre, que es el criterio que mas se falla: ante una filtracion el primer paso es ROTAR la credencial, no borrar el commit. El orden hay que justificarlo y no solo enunciarlo: el historial ya salio del equipo y esta en cada clon, asi que limpiar el repositorio no invalida la llave; lo unico que la invalida es generar una nueva. Limpiar el historial es el segundo paso, y sirve para que la llave vieja no quede a la vista, no para desactivarla.</w:t>
+        <w:t>La politica de secretos vale 7.5 puntos repartidos en cuatro respuestas de 1.5 mas el procedimiento ante filtracion, tambien de 1.5. Conviene recorrer la diapositiva 7 renglon por renglon, porque el estudiante que solo escucho «no los pongas en el Dockerfile» responde una de las cinco y pierde las otras cuatro. Donde viven: en los secretos del repositorio y en las variables de entorno del servicio en ejecucion; en local, en un archivo de entorno que esta en el .gitignore Y en el .dockerignore, del que se versiona solo una copia de ejemplo con los NOMBRES de las variables y ningun valor. Esa distincion entre el nombre de un secreto, que es publico, y su valor, que no lo es, es la senal de que el estudiante entendio el tema. Quien los rota: un responsable con rol, escrito en el README. «Se rotan automaticamente» no responde la pregunta, porque alguien tiene que responder por que la rotacion ocurra aunque la ejecucion sea automatica; si el proyecto es individual el responsable es el mismo estudiante como duenio del repositorio, y eso es una respuesta correcta. Con que frecuencia: un numero o un evento del calendario. En un proyecto de un semestre lo defendible es rotar al cierre de cada corte y en la entrega final, mas una rotacion inmediata si el secreto aparece donde no debia. «Periodicamente» no es una frecuencia. Que esta prohibido: el Dockerfile, el README, el YAML en claro, y tambien imprimir el secreto en el registro del pipeline «para verificar que llego», que es la forma mas comun de filtrar una clave y se hace con buena intencion; la alternativa es verificar la longitud del valor, no el valor. Y el cierre, que es el criterio que mas se falla: ante una filtracion el primer paso es ROTAR la credencial, no borrar el commit. El orden hay que justificarlo y no solo enunciarlo: el historial ya salio del equipo y esta en cada clon, asi que limpiar el repositorio no invalida la llave; lo unico que la invalida es generar una nueva. Limpiar el historial es el segundo paso, y sirve para que la llave vieja no quede a la vista, no para desactivarla.</w:t>
       </w:r>
     </w:p>
     <w:p>
@@ -409,7 +409,7 @@
           <w:color w:val="1A1C1D"/>
           <w:sz w:val="32"/>
         </w:rPr>
-        <w:t>Primer ejemplo: autenticacion con token en CloudLite - diapositiva 9</w:t>
+        <w:t>Primer ejemplo: autenticacion con token en CloudLite - diapositiva 8</w:t>
       </w:r>
     </w:p>
     <w:p>
@@ -432,7 +432,7 @@
           <w:color w:val="1A1C1D"/>
           <w:sz w:val="32"/>
         </w:rPr>
-        <w:t>Segundo ejemplo: PII y las tres amenazas de identidad - diapositiva 10</w:t>
+        <w:t>Segundo ejemplo: PII y las tres amenazas de identidad - diapositiva 9</w:t>
       </w:r>
     </w:p>
     <w:p>
@@ -455,7 +455,7 @@
           <w:color w:val="1A1C1D"/>
           <w:sz w:val="32"/>
         </w:rPr>
-        <w:t>El entregable: tres columnas, y la tercera es una caja o una flecha - diapositiva 10</w:t>
+        <w:t>El entregable: tres columnas, y la tercera es una caja o una flecha - diapositiva 9</w:t>
       </w:r>
     </w:p>
     <w:p>
@@ -465,7 +465,7 @@
           <w:color w:val="4A4A49"/>
           <w:sz w:val="22"/>
         </w:rPr>
-        <w:t>El entregable de la pregunta 2 exige TRES columnas por fila, y los nombres son los de la diapositiva 10: amenaza, control y «donde se ve (caja o flecha)». Conviene decirlo con esos nombres porque la tercera reparte 2.5 de los 8.75 puntos y es la que se responde mal: solo admite el nombre de una CAJA o de una FLECHA del C4 Containers o del Despliegue, escrito igual que en el diagrama. Un nombre de archivo no cuenta, aunque el archivo exista y aunque sea el archivo correcto: «.dockerignore» o «el contrato del endpoint» no son piezas del diagrama, y por eso no cierran la fila. La idea de fondo es que un control es verificable cuando otra persona puede senalar la pieza y decir si el control esta o no esta, sin discutir: «usamos buenas practicas» no se puede senalar; «la flecha App web -&gt; API de turnos lleva HTTPS y el identificador se toma del token» si. Tercera pregunta previsible: «cuantas amenazas hay que poner?». Cinco bien desarrolladas valen mas que veinte genericas copiadas de internet: se califica especificidad, no cantidad. La Clase 5 cerro con el Parcial 1 el bloque de arquitectura y esta clase abre el de operacion. Las fronteras de confianza que hoy se nombran en texto se dibujan como zonas publica, privada y de datos en la Clase 7; la politica de secretos se ejecuta en el pipeline de la Clase 8, donde la denegacion de servicio se vuelve una senal medible; y todo el bloque se evalua en el Parcial 2 de la Clase 9.</w:t>
+        <w:t>El entregable de la pregunta 2 exige TRES columnas por fila, y los nombres son los de la diapositiva 9: amenaza, control y «donde se ve (caja o flecha)». Conviene decirlo con esos nombres porque la tercera reparte 2.5 de los 8.75 puntos y es la que se responde mal: solo admite el nombre de una CAJA o de una FLECHA del C4 Containers o del Despliegue, escrito igual que en el diagrama. Un nombre de archivo no cuenta, aunque el archivo exista y aunque sea el archivo correcto: «.dockerignore» o «el contrato del endpoint» no son piezas del diagrama, y por eso no cierran la fila. La idea de fondo es que un control es verificable cuando otra persona puede senalar la pieza y decir si el control esta o no esta, sin discutir: «usamos buenas practicas» no se puede senalar; «la flecha App web -&gt; API de turnos lleva HTTPS y el identificador se toma del token» si. Tercera pregunta previsible: «cuantas amenazas hay que poner?». Cinco bien desarrolladas valen mas que veinte genericas copiadas de internet: se califica especificidad, no cantidad. La Clase 5 cerro con el Parcial 1 el bloque de arquitectura y esta clase abre el de operacion. Las fronteras de confianza que hoy se nombran en texto se dibujan como zonas publica, privada y de datos en la Clase 7; la politica de secretos se ejecuta en el pipeline de la Clase 8, donde la denegacion de servicio se vuelve una senal medible; y todo el bloque se evalua en el Parcial 2 de la Clase 9.</w:t>
       </w:r>
     </w:p>
     <w:p>
@@ -478,7 +478,7 @@
           <w:color w:val="1A1C1D"/>
           <w:sz w:val="32"/>
         </w:rPr>
-        <w:t>Preguntas frecuentes del grupo - diapositiva 5</w:t>
+        <w:t>Preguntas frecuentes del grupo - diapositiva 4</w:t>
       </w:r>
     </w:p>
     <w:p>
@@ -511,7 +511,7 @@
           <w:color w:val="4A4A49"/>
           <w:sz w:val="22"/>
         </w:rPr>
-        <w:t>Error tipico del docente que no domina el tema: convertir la clase en una diapositiva generica de buenas practicas («usen contrasenas fuertes, actualicen sus sistemas») en lugar de recorrer amenaza, control y donde se ve sobre el dominio real de cada estudiante. La consecuencia aguas abajo es inmediata: la seccion de seguridad queda como relleno intercambiable entre proyectos y, en la sustentacion de la Clase 15, el estudiante no puede senalar en su propio diagrama donde vive un solo control porque nunca los ubico. El segundo tropiezo es aceptar controles no verificables, del tipo «ciframos todo» o «tenemos un firewall», sin preguntar que dato, en que momento y donde se ve. Si eso pasa hoy, el diagrama de la Clase 7 nace sin distinguir zona publica de privada, el pipeline de la Clase 8 termina con la contrasena de la base de datos escrita en el YAML, y el estudiante llega al Parcial 2 repitiendo definiciones de memoria sin poder aplicarlas a un caso. El tercero es mas silencioso y cuesta 4.5 puntos: dar la politica de secretos por explicada cuando solo se dijo donde viven. La pregunta 3 califica cuatro respuestas y un procedimiento, asi que hay que proyectar la diapositiva 8 completa y decir en voz alta quien rota, cada cuanto, que esta prohibido y cual es el primer paso ante una filtracion. Si el docente no dice «primero se rota, despues se limpia», la mitad del grupo entrega «borro el commit» y pierde ese punto y medio.</w:t>
+        <w:t>Error tipico del docente que no domina el tema: convertir la clase en una diapositiva generica de buenas practicas («usen contrasenas fuertes, actualicen sus sistemas») en lugar de recorrer amenaza, control y donde se ve sobre el dominio real de cada estudiante. La consecuencia aguas abajo es inmediata: la seccion de seguridad queda como relleno intercambiable entre proyectos y, en la sustentacion de la Clase 15, el estudiante no puede senalar en su propio diagrama donde vive un solo control porque nunca los ubico. El segundo tropiezo es aceptar controles no verificables, del tipo «ciframos todo» o «tenemos un firewall», sin preguntar que dato, en que momento y donde se ve. Si eso pasa hoy, el diagrama de la Clase 7 nace sin distinguir zona publica de privada, el pipeline de la Clase 8 termina con la contrasena de la base de datos escrita en el YAML, y el estudiante llega al Parcial 2 repitiendo definiciones de memoria sin poder aplicarlas a un caso. El tercero es mas silencioso y cuesta 4.5 puntos: dar la politica de secretos por explicada cuando solo se dijo donde viven. La pregunta 3 califica cuatro respuestas y un procedimiento, asi que hay que proyectar la diapositiva 7 completa y decir en voz alta quien rota, cada cuanto, que esta prohibido y cual es el primer paso ante una filtracion. Si el docente no dice «primero se rota, despues se limpia», la mitad del grupo entrega «borro el commit» y pierde ese punto y medio.</w:t>
       </w:r>
     </w:p>
     <w:p>
@@ -601,19 +601,6 @@
           <w:sz w:val="22"/>
         </w:rPr>
         <w:t>Objetivos de la clase</w:t>
-      </w:r>
-    </w:p>
-    <w:p>
-      <w:pPr>
-        <w:pStyle w:val="ListNumber"/>
-      </w:pPr>
-      <w:r>
-        <w:rPr>
-          <w:b w:val="0"/>
-          <w:color w:val="4A4A49"/>
-          <w:sz w:val="22"/>
-        </w:rPr>
-        <w:t>PI CloudLite — entregable de hoy</w:t>
       </w:r>
     </w:p>
     <w:p>
@@ -730,7 +717,20 @@
           <w:color w:val="4A4A49"/>
           <w:sz w:val="22"/>
         </w:rPr>
-        <w:t>Taller PI (paso a paso)</w:t>
+        <w:t>PI CloudLite — entregable de hoy</w:t>
+      </w:r>
+    </w:p>
+    <w:p>
+      <w:pPr>
+        <w:pStyle w:val="ListNumber"/>
+      </w:pPr>
+      <w:r>
+        <w:rPr>
+          <w:b w:val="0"/>
+          <w:color w:val="4A4A49"/>
+          <w:sz w:val="22"/>
+        </w:rPr>
+        <w:t>Manos a la obra (paso a paso)</w:t>
       </w:r>
     </w:p>
     <w:p>
@@ -782,7 +782,7 @@
           <w:color w:val="1A1C1D"/>
           <w:sz w:val="32"/>
         </w:rPr>
-        <w:t>0–10 · Encuadre PI · [Slide 2][Slide 3][Slide 4]</w:t>
+        <w:t>0–10 · Encuadre PI · [Slide 2][Slide 3][Slide 12]</w:t>
       </w:r>
     </w:p>
     <w:p>
@@ -861,7 +861,7 @@
           <w:color w:val="1A1C1D"/>
           <w:sz w:val="32"/>
         </w:rPr>
-        <w:t>10–40 · Teoría Core (al servicio del taller) · desde [Slide 5]</w:t>
+        <w:t>10–40 · Teoría Core (al servicio del taller) · desde [Slide 4]</w:t>
       </w:r>
     </w:p>
     <w:p>
@@ -892,7 +892,7 @@
           <w:color w:val="4A4A49"/>
           <w:sz w:val="22"/>
         </w:rPr>
-        <w:t xml:space="preserve"> · [Slide 5]</w:t>
+        <w:t xml:space="preserve"> · [Slide 4]</w:t>
       </w:r>
     </w:p>
     <w:p>
@@ -913,7 +913,7 @@
           <w:color w:val="4A4A49"/>
           <w:sz w:val="22"/>
         </w:rPr>
-        <w:t xml:space="preserve"> · [Slide 6]</w:t>
+        <w:t xml:space="preserve"> · [Slide 5]</w:t>
       </w:r>
     </w:p>
     <w:p>
@@ -934,7 +934,7 @@
           <w:color w:val="4A4A49"/>
           <w:sz w:val="22"/>
         </w:rPr>
-        <w:t xml:space="preserve"> · [Slide 7]</w:t>
+        <w:t xml:space="preserve"> · [Slide 6]</w:t>
       </w:r>
     </w:p>
     <w:p>
@@ -955,7 +955,7 @@
           <w:color w:val="4A4A49"/>
           <w:sz w:val="22"/>
         </w:rPr>
-        <w:t xml:space="preserve"> · [Slide 8]</w:t>
+        <w:t xml:space="preserve"> · [Slide 7]</w:t>
       </w:r>
     </w:p>
     <w:p>
@@ -976,7 +976,7 @@
           <w:color w:val="4A4A49"/>
           <w:sz w:val="22"/>
         </w:rPr>
-        <w:t xml:space="preserve"> · [Slide 9]</w:t>
+        <w:t xml:space="preserve"> · [Slide 8]</w:t>
       </w:r>
     </w:p>
     <w:p>
@@ -997,7 +997,7 @@
           <w:color w:val="4A4A49"/>
           <w:sz w:val="22"/>
         </w:rPr>
-        <w:t xml:space="preserve"> · [Slide 10]</w:t>
+        <w:t xml:space="preserve"> · [Slide 9]</w:t>
       </w:r>
     </w:p>
     <w:p>
@@ -1078,7 +1078,7 @@
           <w:color w:val="1A1C1D"/>
           <w:sz w:val="32"/>
         </w:rPr>
-        <w:t>40–55 · Demo en vivo · [Slide 11]</w:t>
+        <w:t>40–55 · Demo en vivo · [Slide 10]</w:t>
       </w:r>
     </w:p>
     <w:p>
